--- a/TEMPLATE_SPK_BAST/TEMPLATE_BAST_SM-PPK.docx
+++ b/TEMPLATE_SPK_BAST/TEMPLATE_BAST_SM-PPK.docx
@@ -7,6 +7,7 @@
         <w:spacing w:after="0" w:line="276" w:lineRule="auto"/>
         <w:jc w:val="center"/>
         <w:rPr>
+          <w:b/>
           <w:rFonts w:ascii="Bookman Old Style" w:hAnsi="Bookman Old Style" w:cs="Arial"/>
           <w:b/>
           <w:sz w:val="24"/>
@@ -15,6 +16,7 @@
       </w:pPr>
       <w:r>
         <w:rPr>
+          <w:b/>
           <w:rFonts w:ascii="Bookman Old Style" w:hAnsi="Bookman Old Style" w:cs="Arial"/>
           <w:b/>
           <w:sz w:val="24"/>
@@ -25,6 +27,7 @@
       </w:r>
       <w:r>
         <w:rPr>
+          <w:b/>
           <w:rFonts w:ascii="Bookman Old Style" w:hAnsi="Bookman Old Style" w:cs="Arial"/>
           <w:b/>
           <w:sz w:val="24"/>
@@ -38,8 +41,9 @@
         <w:spacing w:after="0" w:line="276" w:lineRule="auto"/>
         <w:jc w:val="center"/>
         <w:rPr>
-          <w:rFonts w:ascii="Bookman Old Style" w:hAnsi="Bookman Old Style" w:cs="Times New Roman"/>
           <w:b/>
+          <w:rFonts w:ascii="Bookman Old Style" w:hAnsi="Bookman Old Style" w:cs="Times New Roman"/>
+          <w:b/>
           <w:color w:val="000000" w:themeColor="text1"/>
           <w:sz w:val="24"/>
           <w:szCs w:val="24"/>
@@ -48,6 +52,7 @@
       </w:pPr>
       <w:r>
         <w:rPr>
+          <w:b/>
           <w:rFonts w:ascii="Bookman Old Style" w:hAnsi="Bookman Old Style" w:cs="Arial"/>
           <w:b/>
           <w:noProof/>
@@ -58,6 +63,7 @@
       </w:r>
       <w:r>
         <w:rPr>
+          <w:b/>
           <w:rFonts w:ascii="Bookman Old Style" w:hAnsi="Bookman Old Style" w:cs="Arial"/>
           <w:b/>
           <w:noProof/>
@@ -75,6 +81,7 @@
         <w:spacing w:after="0" w:line="276" w:lineRule="auto"/>
         <w:jc w:val="center"/>
         <w:rPr>
+          <w:b/>
           <w:rFonts w:ascii="Bookman Old Style" w:hAnsi="Bookman Old Style" w:cs="Arial"/>
           <w:b/>
           <w:sz w:val="24"/>
@@ -84,8 +91,9 @@
       </w:pPr>
       <w:r>
         <w:rPr>
-          <w:rFonts w:ascii="Bookman Old Style" w:hAnsi="Bookman Old Style" w:cs="Times New Roman"/>
           <w:b/>
+          <w:rFonts w:ascii="Bookman Old Style" w:hAnsi="Bookman Old Style" w:cs="Times New Roman"/>
+          <w:b/>
           <w:color w:val="000000" w:themeColor="text1"/>
           <w:sz w:val="24"/>
           <w:szCs w:val="24"/>
@@ -94,8 +102,9 @@
       </w:r>
       <w:r>
         <w:rPr>
-          <w:rFonts w:ascii="Bookman Old Style" w:hAnsi="Bookman Old Style" w:cs="Times New Roman"/>
           <w:b/>
+          <w:rFonts w:ascii="Bookman Old Style" w:hAnsi="Bookman Old Style" w:cs="Times New Roman"/>
+          <w:b/>
           <w:color w:val="000000" w:themeColor="text1"/>
           <w:sz w:val="24"/>
           <w:szCs w:val="24"/>
@@ -105,6 +114,7 @@
       </w:r>
       <w:r>
         <w:rPr>
+          <w:b/>
           <w:rFonts w:ascii="Bookman Old Style" w:hAnsi="Bookman Old Style" w:cs="Times New Roman"/>
           <w:b/>
           <w:color w:val="000000" w:themeColor="text1"/>
@@ -119,6 +129,7 @@
         <w:spacing w:after="0" w:line="276" w:lineRule="auto"/>
         <w:jc w:val="center"/>
         <w:rPr>
+          <w:b/>
           <w:rFonts w:ascii="Bookman Old Style" w:hAnsi="Bookman Old Style" w:cs="Arial"/>
           <w:b/>
           <w:sz w:val="24"/>
@@ -128,6 +139,7 @@
       </w:pPr>
       <w:r>
         <w:rPr>
+          <w:b/>
           <w:rFonts w:ascii="Bookman Old Style" w:hAnsi="Bookman Old Style" w:cs="Arial"/>
           <w:b/>
           <w:noProof/>
@@ -139,6 +151,7 @@
       </w:r>
       <w:r>
         <w:rPr>
+          <w:b/>
           <w:rFonts w:ascii="Bookman Old Style" w:hAnsi="Bookman Old Style" w:cs="Arial"/>
           <w:b/>
           <w:noProof/>
@@ -149,6 +162,7 @@
       </w:r>
       <w:r>
         <w:rPr>
+          <w:b/>
           <w:rFonts w:ascii="Bookman Old Style" w:hAnsi="Bookman Old Style" w:cs="Arial"/>
           <w:b/>
           <w:noProof/>
@@ -684,7 +698,24 @@
           <w:sz w:val="24"/>
           <w:szCs w:val="24"/>
         </w:rPr>
-        <w:t>a disebut sebagai PIHAK PERTAMA</w:t>
+        <w:t>a disebut sebagai </w:t>
+      </w:r>
+      <w:r>
+        <w:rPr>
+          <w:rFonts w:ascii="Bookman Old Style" w:hAnsi="Bookman Old Style" w:cs="Times New Roman"/>
+          <w:b/>
+          <w:sz w:val="24"/>
+          <w:szCs w:val="24"/>
+        </w:rPr>
+        <w:t>PIHAK PERTAMA</w:t>
+      </w:r>
+      <w:r>
+        <w:rPr>
+          <w:rFonts w:ascii="Bookman Old Style" w:hAnsi="Bookman Old Style" w:cs="Times New Roman"/>
+          <w:sz w:val="24"/>
+          <w:szCs w:val="24"/>
+        </w:rPr>
+        <w:t/>
       </w:r>
       <w:r>
         <w:rPr>
@@ -950,7 +981,24 @@
           <w:sz w:val="24"/>
           <w:szCs w:val="24"/>
         </w:rPr>
+        <w:t/>
+      </w:r>
+      <w:r>
+        <w:rPr>
+          <w:rFonts w:ascii="Bookman Old Style" w:hAnsi="Bookman Old Style" w:cs="Times New Roman"/>
+          <w:b/>
+          <w:sz w:val="24"/>
+          <w:szCs w:val="24"/>
+        </w:rPr>
         <w:t>PIHAK KEDUA</w:t>
+      </w:r>
+      <w:r>
+        <w:rPr>
+          <w:rFonts w:ascii="Bookman Old Style" w:hAnsi="Bookman Old Style" w:cs="Times New Roman"/>
+          <w:sz w:val="24"/>
+          <w:szCs w:val="24"/>
+        </w:rPr>
+        <w:t/>
       </w:r>
       <w:r>
         <w:rPr>
@@ -1364,6 +1412,7 @@
             <w:pPr>
               <w:jc w:val="center"/>
               <w:rPr>
+                <w:b/>
                 <w:rFonts w:ascii="Bookman Old Style" w:hAnsi="Bookman Old Style" w:cs="Times New Roman"/>
                 <w:color w:val="000000" w:themeColor="text1"/>
                 <w:sz w:val="24"/>
@@ -1372,6 +1421,7 @@
             </w:pPr>
             <w:r>
               <w:rPr>
+                <w:b/>
                 <w:rFonts w:ascii="Bookman Old Style" w:hAnsi="Bookman Old Style" w:cs="Times New Roman"/>
                 <w:color w:val="000000" w:themeColor="text1"/>
                 <w:sz w:val="24"/>
@@ -1382,6 +1432,7 @@
             </w:r>
             <w:r>
               <w:rPr>
+                <w:b/>
                 <w:rFonts w:ascii="Bookman Old Style" w:hAnsi="Bookman Old Style" w:cs="Times New Roman"/>
                 <w:color w:val="000000" w:themeColor="text1"/>
                 <w:sz w:val="24"/>
@@ -1540,6 +1591,7 @@
             <w:pPr>
               <w:jc w:val="center"/>
               <w:rPr>
+                <w:b/>
                 <w:rFonts w:ascii="Bookman Old Style" w:hAnsi="Bookman Old Style" w:cs="Times New Roman"/>
                 <w:color w:val="000000" w:themeColor="text1"/>
                 <w:sz w:val="24"/>
@@ -1548,6 +1600,7 @@
             </w:pPr>
             <w:r>
               <w:rPr>
+                <w:b/>
                 <w:rFonts w:ascii="Bookman Old Style" w:hAnsi="Bookman Old Style" w:cs="Times New Roman"/>
                 <w:color w:val="000000" w:themeColor="text1"/>
                 <w:sz w:val="24"/>
@@ -1558,6 +1611,7 @@
             </w:r>
             <w:r>
               <w:rPr>
+                <w:b/>
                 <w:rFonts w:ascii="Bookman Old Style" w:hAnsi="Bookman Old Style" w:cs="Times New Roman"/>
                 <w:color w:val="000000" w:themeColor="text1"/>
                 <w:sz w:val="24"/>

--- a/TEMPLATE_SPK_BAST/TEMPLATE_BAST_SM-PPK.docx
+++ b/TEMPLATE_SPK_BAST/TEMPLATE_BAST_SM-PPK.docx
@@ -1,6 +1,1801 @@
 
-<file path=word/document.xml><?xml version="1.0" encoding="UTF-8" standalone="yes"?>
-<w:document xmlns:wpc="http://schemas.microsoft.com/office/word/2010/wordprocessingCanvas" xmlns:cx="http://schemas.microsoft.com/office/drawing/2014/chartex" xmlns:cx1="http://schemas.microsoft.com/office/drawing/2015/9/8/chartex" xmlns:cx2="http://schemas.microsoft.com/office/drawing/2015/10/21/chartex" xmlns:cx3="http://schemas.microsoft.com/office/drawing/2016/5/9/chartex" xmlns:cx4="http://schemas.microsoft.com/office/drawing/2016/5/10/chartex" xmlns:cx5="http://schemas.microsoft.com/office/drawing/2016/5/11/chartex" xmlns:cx6="http://schemas.microsoft.com/office/drawing/2016/5/12/chartex" xmlns:cx7="http://schemas.microsoft.com/office/drawing/2016/5/13/chartex" xmlns:cx8="http://schemas.microsoft.com/office/drawing/2016/5/14/chartex" xmlns:mc="http://schemas.openxmlformats.org/markup-compatibility/2006" xmlns:aink="http://schemas.microsoft.com/office/drawing/2016/ink" xmlns:am3d="http://schemas.microsoft.com/office/drawing/2017/model3d" xmlns:o="urn:schemas-microsoft-com:office:office" xmlns:oel="http://schemas.microsoft.com/office/2019/extlst" xmlns:r="http://schemas.openxmlformats.org/officeDocument/2006/relationships" xmlns:m="http://schemas.openxmlformats.org/officeDocument/2006/math" xmlns:v="urn:schemas-microsoft-com:vml" xmlns:wp14="http://schemas.microsoft.com/office/word/2010/wordprocessingDrawing" xmlns:wp="http://schemas.openxmlformats.org/drawingml/2006/wordprocessingDrawing" xmlns:w10="urn:schemas-microsoft-com:office:word" xmlns:w="http://schemas.openxmlformats.org/wordprocessingml/2006/main" xmlns:w14="http://schemas.microsoft.com/office/word/2010/wordml" xmlns:w15="http://schemas.microsoft.com/office/word/2012/wordml" xmlns:w16cex="http://schemas.microsoft.com/office/word/2018/wordml/cex" xmlns:w16cid="http://schemas.microsoft.com/office/word/2016/wordml/cid" xmlns:w16="http://schemas.microsoft.com/office/word/2018/wordml" xmlns:w16du="http://schemas.microsoft.com/office/word/2023/wordml/word16du" xmlns:w16sdtdh="http://schemas.microsoft.com/office/word/2020/wordml/sdtdatahash" xmlns:w16sdtfl="http://schemas.microsoft.com/office/word/2024/wordml/sdtformatlock" xmlns:w16se="http://schemas.microsoft.com/office/word/2015/wordml/symex" xmlns:wpg="http://schemas.microsoft.com/office/word/2010/wordprocessingGroup" xmlns:wpi="http://schemas.microsoft.com/office/word/2010/wordprocessingInk" xmlns:wne="http://schemas.microsoft.com/office/word/2006/wordml" xmlns:wps="http://schemas.microsoft.com/office/word/2010/wordprocessingShape" mc:Ignorable="w14 w15 w16se w16cid w16 w16cex w16sdtdh w16sdtfl w16du wp14"><w:body><w:p><w:pPr><w:spacing w:after="0" w:line="276" w:lineRule="auto"/><w:jc w:val="center"/><w:rPr><w:b/><w:rFonts w:ascii="Bookman Old Style" w:hAnsi="Bookman Old Style" w:cs="Arial"/><w:b/><w:sz w:val="24"/><w:szCs w:val="24"/></w:rPr></w:pPr><w:r><w:rPr><w:b/><w:rFonts w:ascii="Bookman Old Style" w:hAnsi="Bookman Old Style" w:cs="Arial"/><w:b/><w:sz w:val="24"/><w:szCs w:val="24"/><w:lang w:val="en-US"/></w:rPr><w:t xml:space="preserve">BERITA </w:t></w:r><w:r><w:rPr><w:b/><w:rFonts w:ascii="Bookman Old Style" w:hAnsi="Bookman Old Style" w:cs="Arial"/><w:b/><w:sz w:val="24"/><w:szCs w:val="24"/></w:rPr><w:t>ACARA SERAH TERIMA</w:t></w:r></w:p><w:p><w:pPr><w:spacing w:after="0" w:line="276" w:lineRule="auto"/><w:jc w:val="center"/><w:rPr><w:b/><w:rFonts w:ascii="Bookman Old Style" w:hAnsi="Bookman Old Style" w:cs="Times New Roman"/><w:b/><w:color w:val="000000" w:themeColor="text1"/><w:sz w:val="24"/><w:szCs w:val="24"/><w:lang w:val="en-US"/></w:rPr></w:pPr><w:r><w:rPr><w:b/><w:rFonts w:ascii="Bookman Old Style" w:hAnsi="Bookman Old Style" w:cs="Arial"/><w:b/><w:noProof/><w:sz w:val="24"/><w:szCs w:val="24"/></w:rPr><w:t xml:space="preserve">HASIL </w:t></w:r><w:r><w:rPr><w:b/><w:rFonts w:ascii="Bookman Old Style" w:hAnsi="Bookman Old Style" w:cs="Arial"/><w:b/><w:noProof/><w:sz w:val="24"/><w:szCs w:val="24"/></w:rPr><w:t>&lt;&lt;JUDUL_PEKERJAAN_DOKUMEN&gt;&gt;</w:t></w:r></w:p><w:p><w:pPr><w:pBdr><w:bottom w:val="single" w:sz="4" w:space="1" w:color="auto"/></w:pBdr><w:spacing w:after="0" w:line="276" w:lineRule="auto"/><w:jc w:val="center"/><w:rPr><w:b/><w:rFonts w:ascii="Bookman Old Style" w:hAnsi="Bookman Old Style" w:cs="Arial"/><w:b/><w:sz w:val="24"/><w:szCs w:val="24"/><w:lang w:val="en-US"/></w:rPr></w:pPr><w:r><w:rPr><w:b/><w:rFonts w:ascii="Bookman Old Style" w:hAnsi="Bookman Old Style" w:cs="Times New Roman"/><w:b/><w:color w:val="000000" w:themeColor="text1"/><w:sz w:val="24"/><w:szCs w:val="24"/></w:rPr><w:t xml:space="preserve">BPS KOTA </w:t></w:r><w:r><w:rPr><w:b/><w:rFonts w:ascii="Bookman Old Style" w:hAnsi="Bookman Old Style" w:cs="Times New Roman"/><w:b/><w:color w:val="000000" w:themeColor="text1"/><w:sz w:val="24"/><w:szCs w:val="24"/><w:lang w:val="en-US"/></w:rPr><w:t>SUBULUSSALA</w:t></w:r><w:r><w:rPr><w:b/><w:rFonts w:ascii="Bookman Old Style" w:hAnsi="Bookman Old Style" w:cs="Times New Roman"/><w:b/><w:color w:val="000000" w:themeColor="text1"/><w:sz w:val="24"/><w:szCs w:val="24"/></w:rPr><w:t>M</w:t></w:r></w:p><w:p><w:pPr><w:spacing w:after="0" w:line="276" w:lineRule="auto"/><w:jc w:val="center"/><w:r><w:rPr><w:b/><w:rFonts w:ascii="Bookman Old Style" w:hAnsi="Bookman Old Style" w:cs="Arial"/><w:b/><w:noProof/><w:sz w:val="24"/><w:szCs w:val="24"/></w:rPr><w:t>&lt;&lt;NO_BAST_SM-PPK&gt;&gt;</w:t></w:r></w:p><w:p><w:pPr><w:spacing w:after="0" w:line="240" w:lineRule="auto"/><w:jc w:val="center"/><w:rPr><w:rFonts w:ascii="Bookman Old Style" w:hAnsi="Bookman Old Style" w:cs="Times New Roman"/><w:color w:val="000000" w:themeColor="text1"/><w:sz w:val="24"/><w:szCs w:val="24"/></w:rPr></w:pPr></w:p><w:p><w:pPr><w:spacing w:after="240" w:line="240" w:lineRule="auto"/><w:ind w:left="357" w:firstLine="720"/><w:jc w:val="both"/><w:rPr><w:rFonts w:ascii="Bookman Old Style" w:hAnsi="Bookman Old Style" w:cs="Times New Roman"/><w:color w:val="000000" w:themeColor="text1"/><w:sz w:val="24"/><w:szCs w:val="24"/></w:rPr></w:pPr><w:r><w:rPr><w:rFonts w:ascii="Bookman Old Style" w:hAnsi="Bookman Old Style" w:cs="Times New Roman"/><w:color w:val="000000" w:themeColor="text1"/><w:sz w:val="24"/><w:szCs w:val="24"/></w:rPr><w:t xml:space="preserve">Pada hari </w:t></w:r><w:r><w:rPr><w:rFonts w:ascii="Bookman Old Style" w:hAnsi="Bookman Old Style" w:cs="Times New Roman"/><w:color w:val="000000" w:themeColor="text1"/><w:sz w:val="24"/><w:szCs w:val="24"/><w:lang w:val="en-US"/></w:rPr><w:t xml:space="preserve">ini </w:t></w:r><w:r><w:rPr><w:rFonts w:ascii="Bookman Old Style" w:hAnsi="Bookman Old Style" w:cs="Arial"/><w:noProof/><w:sz w:val="24"/><w:szCs w:val="24"/></w:rPr><w:t>&lt;&lt;HARI_TERBILANG&gt;&gt;</w:t></w:r><w:r><w:rPr><w:rFonts w:ascii="Bookman Old Style" w:hAnsi="Bookman Old Style" w:cs="Arial"/><w:sz w:val="24"/><w:szCs w:val="24"/><w:lang w:val="en-US"/></w:rPr><w:t>,</w:t></w:r><w:r><w:rPr><w:rFonts w:ascii="Bookman Old Style" w:hAnsi="Bookman Old Style" w:cs="Arial"/><w:sz w:val="24"/><w:szCs w:val="24"/></w:rPr><w:t xml:space="preserve"> tanggal </w:t></w:r><w:r><w:rPr><w:rFonts w:ascii="Bookman Old Style" w:hAnsi="Bookman Old Style" w:cs="Arial"/><w:noProof/><w:sz w:val="24"/><w:szCs w:val="24"/></w:rPr><w:t>&lt;&lt;TANGGAL_TERBILANG&gt;&gt;</w:t></w:r><w:r><w:rPr><w:rFonts w:ascii="Bookman Old Style" w:hAnsi="Bookman Old Style" w:cs="Arial"/><w:sz w:val="24"/><w:szCs w:val="24"/><w:lang w:val="en-US"/></w:rPr><w:t xml:space="preserve">, </w:t></w:r><w:r><w:rPr><w:rFonts w:ascii="Bookman Old Style" w:hAnsi="Bookman Old Style" w:cs="Arial"/><w:sz w:val="24"/><w:szCs w:val="24"/></w:rPr><w:t xml:space="preserve">bulan </w:t></w:r><w:r><w:rPr><w:rFonts w:ascii="Bookman Old Style" w:hAnsi="Bookman Old Style" w:cs="Arial"/><w:noProof/><w:sz w:val="24"/><w:szCs w:val="24"/></w:rPr><w:t>&lt;&lt;BULAN_TERBILANG&gt;&gt;</w:t></w:r><w:r><w:rPr><w:rFonts w:ascii="Bookman Old Style" w:hAnsi="Bookman Old Style" w:cs="Arial"/><w:sz w:val="24"/><w:szCs w:val="24"/><w:lang w:val="en-US"/></w:rPr><w:t xml:space="preserve">, </w:t></w:r><w:r><w:rPr><w:rFonts w:ascii="Bookman Old Style" w:hAnsi="Bookman Old Style" w:cs="Arial"/><w:sz w:val="24"/><w:szCs w:val="24"/></w:rPr><w:t>tahun <w:t>&lt;&lt;TAHUN_TERBILANG&gt;&gt;</w:t></w:r><w:r><w:rPr><w:rFonts w:ascii="Bookman Old Style" w:hAnsi="Bookman Old Style" w:cs="Arial"/><w:sz w:val="24"/><w:szCs w:val="24"/><w:lang w:val="en-US"/></w:rPr><w:t xml:space="preserve"> </w:t></w:r><w:r><w:rPr><w:rFonts w:ascii="Bookman Old Style" w:hAnsi="Bookman Old Style" w:cs="Arial"/><w:noProof/><w:sz w:val="24"/><w:szCs w:val="24"/></w:rPr><w:t>(<w:t>&lt;&lt;TANGGAL_BAST&gt;&gt;</w:t>)</w:t></w:r><w:r><w:rPr><w:rFonts w:ascii="Bookman Old Style" w:hAnsi="Bookman Old Style" w:cs="Arial"/><w:sz w:val="24"/><w:szCs w:val="24"/><w:lang w:val="en-US"/></w:rPr><w:t>,</w:t></w:r><w:r><w:rPr><w:rFonts w:ascii="Bookman Old Style" w:hAnsi="Bookman Old Style" w:cs="Arial"/><w:sz w:val="24"/><w:szCs w:val="24"/></w:rPr><w:t xml:space="preserve"> </w:t></w:r><w:r><w:rPr><w:rFonts w:ascii="Bookman Old Style" w:hAnsi="Bookman Old Style" w:cs="Times New Roman"/><w:color w:val="000000" w:themeColor="text1"/><w:sz w:val="24"/><w:szCs w:val="24"/></w:rPr><w:t xml:space="preserve">bertempat di Kantor BPS Kota </w:t></w:r><w:r><w:rPr><w:rFonts w:ascii="Bookman Old Style" w:hAnsi="Bookman Old Style" w:cs="Times New Roman"/><w:color w:val="000000" w:themeColor="text1"/><w:sz w:val="24"/><w:szCs w:val="24"/><w:lang w:val="en-US"/></w:rPr><w:t>Subulussalam</w:t></w:r><w:r><w:rPr><w:rFonts w:ascii="Bookman Old Style" w:hAnsi="Bookman Old Style" w:cs="Times New Roman"/><w:color w:val="000000" w:themeColor="text1"/><w:sz w:val="24"/><w:szCs w:val="24"/></w:rPr><w:t xml:space="preserve">, </w:t></w:r><w:r><w:rPr><w:rFonts w:ascii="Bookman Old Style" w:hAnsi="Bookman Old Style" w:cs="Times New Roman"/><w:color w:val="000000" w:themeColor="text1"/><w:sz w:val="24"/><w:szCs w:val="24"/><w:lang w:val="en-US"/></w:rPr><w:t>a</w:t></w:r><w:r><w:rPr><w:rFonts w:ascii="Bookman Old Style" w:hAnsi="Bookman Old Style" w:cs="Times New Roman"/><w:color w:val="000000" w:themeColor="text1"/><w:sz w:val="24"/><w:szCs w:val="24"/></w:rPr><w:t>ntara:</w:t></w:r></w:p><w:p><w:pPr><w:pStyle w:val="ListParagraph"/><w:spacing w:after="0" w:line="240" w:lineRule="auto"/><w:contextualSpacing w:val="0"/><w:jc w:val="both"/><w:rPr><w:rFonts w:ascii="Bookman Old Style" w:hAnsi="Bookman Old Style" w:cs="Times New Roman"/><w:color w:val="000000" w:themeColor="text1"/><w:sz w:val="24"/><w:szCs w:val="24"/></w:rPr></w:pPr><w:bookmarkStart w:id="0" w:name="_Hlk64274948"/><w:r><w:rPr><w:rFonts w:ascii="Bookman Old Style" w:hAnsi="Bookman Old Style" w:cs="Times New Roman"/><w:color w:val="000000" w:themeColor="text1"/><w:sz w:val="24"/><w:szCs w:val="24"/></w:rPr><w:t xml:space="preserve">Nama </w:t></w:r><w:r><w:rPr><w:rFonts w:ascii="Bookman Old Style" w:hAnsi="Bookman Old Style" w:cs="Times New Roman"/><w:color w:val="000000" w:themeColor="text1"/><w:sz w:val="24"/><w:szCs w:val="24"/></w:rPr><w:tab/></w:r><w:r><w:rPr><w:rFonts w:ascii="Bookman Old Style" w:hAnsi="Bookman Old Style" w:cs="Times New Roman"/><w:color w:val="000000" w:themeColor="text1"/><w:sz w:val="24"/><w:szCs w:val="24"/></w:rPr><w:tab/></w:r><w:r><w:rPr><w:rFonts w:ascii="Bookman Old Style" w:hAnsi="Bookman Old Style" w:cs="Times New Roman"/><w:color w:val="000000" w:themeColor="text1"/><w:sz w:val="24"/><w:szCs w:val="24"/></w:rPr><w:tab/></w:r><w:r><w:rPr><w:rFonts w:ascii="Bookman Old Style" w:hAnsi="Bookman Old Style" w:cs="Times New Roman"/><w:color w:val="000000" w:themeColor="text1"/><w:sz w:val="24"/><w:szCs w:val="24"/></w:rPr><w:t>:</w:t></w:r><w:r><w:rPr><w:rFonts w:ascii="Bookman Old Style" w:hAnsi="Bookman Old Style" w:cs="Times New Roman"/><w:color w:val="000000" w:themeColor="text1"/><w:sz w:val="24"/><w:szCs w:val="24"/></w:rPr><w:t>&lt;&lt;NAMA_KETUA_TIM&gt;&gt;</w:t></w:r></w:p><w:p><w:pPr><w:pStyle w:val="ListParagraph"/><w:spacing w:after="0" w:line="240" w:lineRule="auto"/><w:contextualSpacing w:val="0"/><w:jc w:val="both"/><w:rPr><w:rFonts w:ascii="Bookman Old Style" w:hAnsi="Bookman Old Style" w:cs="Times New Roman"/><w:color w:val="000000" w:themeColor="text1"/><w:sz w:val="24"/><w:szCs w:val="24"/><w:lang w:val="en-US"/></w:rPr></w:pPr><w:r><w:rPr><w:rFonts w:ascii="Bookman Old Style" w:hAnsi="Bookman Old Style" w:cs="Times New Roman"/><w:color w:val="000000" w:themeColor="text1"/><w:sz w:val="24"/><w:szCs w:val="24"/></w:rPr><w:t>NIP</w:t></w:r><w:r><w:rPr><w:rFonts w:ascii="Bookman Old Style" w:hAnsi="Bookman Old Style" w:cs="Times New Roman"/><w:color w:val="000000" w:themeColor="text1"/><w:sz w:val="24"/><w:szCs w:val="24"/></w:rPr><w:tab/></w:r><w:r><w:rPr><w:rFonts w:ascii="Bookman Old Style" w:hAnsi="Bookman Old Style" w:cs="Times New Roman"/><w:color w:val="000000" w:themeColor="text1"/><w:sz w:val="24"/><w:szCs w:val="24"/></w:rPr><w:tab/></w:r><w:r><w:rPr><w:rFonts w:ascii="Bookman Old Style" w:hAnsi="Bookman Old Style" w:cs="Times New Roman"/><w:color w:val="000000" w:themeColor="text1"/><w:sz w:val="24"/><w:szCs w:val="24"/></w:rPr><w:tab/></w:r><w:r><w:rPr><w:rFonts w:ascii="Bookman Old Style" w:hAnsi="Bookman Old Style" w:cs="Times New Roman"/><w:color w:val="000000" w:themeColor="text1"/><w:sz w:val="24"/><w:szCs w:val="24"/></w:rPr><w:tab/><w:t xml:space="preserve">: </w:t></w:r><w:r><w:rPr><w:rFonts w:ascii="Bookman Old Style" w:hAnsi="Bookman Old Style" w:cs="Times New Roman"/><w:color w:val="000000" w:themeColor="text1"/><w:sz w:val="24"/><w:szCs w:val="24"/><w:lang w:val="en-US"/></w:rPr><w:t>&lt;&lt;NIP_KETUA_TIM&gt;&gt;</w:t></w:r></w:p><w:p><w:pPr><w:pStyle w:val="ListParagraph"/><w:spacing w:after="0" w:line="240" w:lineRule="auto"/><w:contextualSpacing w:val="0"/><w:jc w:val="both"/><w:rPr><w:rFonts w:ascii="Bookman Old Style" w:hAnsi="Bookman Old Style" w:cs="Times New Roman"/><w:color w:val="000000" w:themeColor="text1"/><w:sz w:val="24"/><w:szCs w:val="24"/></w:rPr></w:pPr><w:r><w:rPr><w:rFonts w:ascii="Bookman Old Style" w:hAnsi="Bookman Old Style" w:cs="Times New Roman"/><w:color w:val="000000" w:themeColor="text1"/><w:sz w:val="24"/><w:szCs w:val="24"/></w:rPr><w:t>Golongan/Pangkat</w:t></w:r><w:r><w:rPr><w:rFonts w:ascii="Bookman Old Style" w:hAnsi="Bookman Old Style" w:cs="Times New Roman"/><w:color w:val="000000" w:themeColor="text1"/><w:sz w:val="24"/><w:szCs w:val="24"/></w:rPr><w:tab/><w:t xml:space="preserve">: </w:t></w:r><w:r><w:rPr><w:rFonts w:ascii="Bookman Old Style" w:hAnsi="Bookman Old Style" w:cs="Times New Roman"/><w:color w:val="000000" w:themeColor="text1"/><w:sz w:val="24"/><w:szCs w:val="24"/></w:rPr><w:t>&lt;&lt;GOLONGAN/PANGKAT_KETUA_TIM&gt;&gt;</w:t></w:r></w:p><w:p><w:pPr><w:pStyle w:val="ListParagraph"/><w:tabs><w:tab w:val="left" w:pos="3598"/><w:tab w:val="left" w:pos="3686"/></w:tabs><w:spacing w:after="0" w:line="240" w:lineRule="auto"/><w:ind w:left="4320" w:hanging="3600"/><w:contextualSpacing w:val="0"/><w:jc w:val="both"/><w:rPr><w:rFonts w:ascii="Bookman Old Style" w:hAnsi="Bookman Old Style" w:cs="Times New Roman"/><w:color w:val="000000" w:themeColor="text1"/><w:sz w:val="24"/><w:szCs w:val="24"/><w:lang w:val="en-US"/></w:rPr></w:pPr><w:r><w:rPr><w:rFonts w:ascii="Bookman Old Style" w:hAnsi="Bookman Old Style" w:cs="Times New Roman"/><w:color w:val="000000" w:themeColor="text1"/><w:sz w:val="24"/><w:szCs w:val="24"/></w:rPr><w:t xml:space="preserve">Jabatan </w:t></w:r><w:r><w:rPr><w:rFonts w:ascii="Bookman Old Style" w:hAnsi="Bookman Old Style" w:cs="Times New Roman"/><w:color w:val="000000" w:themeColor="text1"/><w:sz w:val="24"/><w:szCs w:val="24"/></w:rPr><w:tab/></w:r><w:r><w:rPr><w:rFonts w:ascii="Bookman Old Style" w:hAnsi="Bookman Old Style" w:cs="Times New Roman"/><w:color w:val="000000" w:themeColor="text1"/><w:sz w:val="24"/><w:szCs w:val="24"/></w:rPr><w:t>:</w:t></w:r><w:r><w:rPr><w:rFonts w:ascii="Bookman Old Style" w:hAnsi="Bookman Old Style" w:cs="Times New Roman"/><w:color w:val="000000" w:themeColor="text1"/><w:sz w:val="24"/><w:szCs w:val="24"/></w:rPr><w:tab/><w:t xml:space="preserve"> </w:t></w:r><w:r><w:rPr><w:rFonts w:ascii="Bookman Old Style" w:hAnsi="Bookman Old Style" w:cs="Times New Roman"/><w:color w:val="000000" w:themeColor="text1"/><w:sz w:val="24"/><w:szCs w:val="24"/><w:lang w:val="en-US"/></w:rPr><w:t>&lt;&lt;JABATAN_KETUA_TIM&gt;&gt;</w:t></w:r><w:r><w:rPr><w:rFonts w:ascii="Bookman Old Style" w:hAnsi="Bookman Old Style" w:cs="Times New Roman"/><w:color w:val="000000" w:themeColor="text1"/><w:sz w:val="24"/><w:szCs w:val="24"/><w:lang w:val="en-US"/></w:rPr><w:t xml:space="preserve"> BPS Kota Subulussalam</w:t></w:r></w:p><w:p><w:pPr><w:pStyle w:val="ListParagraph"/><w:tabs><w:tab w:val="left" w:pos="3598"/></w:tabs><w:spacing w:after="0" w:line="240" w:lineRule="auto"/><w:ind w:left="3839" w:hanging="3119"/><w:contextualSpacing w:val="0"/><w:jc w:val="both"/><w:rPr><w:rFonts w:ascii="Bookman Old Style" w:hAnsi="Bookman Old Style" w:cs="Times New Roman"/><w:color w:val="000000" w:themeColor="text1"/><w:sz w:val="24"/><w:szCs w:val="24"/></w:rPr></w:pPr></w:p><w:p><w:pPr><w:pStyle w:val="ListParagraph"/><w:tabs><w:tab w:val="left" w:pos="3598"/></w:tabs><w:spacing w:after="240" w:line="240" w:lineRule="auto"/><w:ind w:left="3839" w:hanging="3119"/><w:contextualSpacing w:val="0"/><w:jc w:val="both"/><w:rPr><w:rFonts w:ascii="Bookman Old Style" w:hAnsi="Bookman Old Style" w:cs="Times New Roman"/><w:color w:val="000000" w:themeColor="text1"/><w:sz w:val="24"/><w:szCs w:val="24"/></w:rPr></w:pPr><w:r><w:rPr><w:rFonts w:ascii="Bookman Old Style" w:hAnsi="Bookman Old Style" w:cs="Times New Roman"/><w:color w:val="000000" w:themeColor="text1"/><w:sz w:val="24"/><w:szCs w:val="24"/></w:rPr><w:t>selanjutny</w:t></w:r><w:r><w:rPr><w:rFonts w:ascii="Bookman Old Style" w:hAnsi="Bookman Old Style" w:cs="Times New Roman"/><w:color w:val="000000" w:themeColor="text1"/><w:sz w:val="24"/><w:szCs w:val="24"/></w:rPr><w:t>a disebut sebagai </w:t></w:r><w:r><w:rPr><w:rFonts w:ascii="Bookman Old Style" w:hAnsi="Bookman Old Style" w:cs="Times New Roman"/><w:b/><w:sz w:val="24"/><w:szCs w:val="24"/></w:rPr><w:t>PIHAK PERTAMA</w:t></w:r><w:r><w:rPr><w:rFonts w:ascii="Bookman Old Style" w:hAnsi="Bookman Old Style" w:cs="Times New Roman"/><w:sz w:val="24"/><w:szCs w:val="24"/></w:rPr><w:t></w:t></w:r><w:r><w:rPr><w:rFonts w:ascii="Bookman Old Style" w:hAnsi="Bookman Old Style" w:cs="Times New Roman"/><w:color w:val="000000" w:themeColor="text1"/><w:sz w:val="24"/><w:szCs w:val="24"/><w:lang w:val="en-US"/></w:rPr><w:t>.</w:t></w:r></w:p><w:p><w:pPr><w:pStyle w:val="ListParagraph"/><w:tabs><w:tab w:val="left" w:pos="3598"/></w:tabs><w:spacing w:after="0" w:line="240" w:lineRule="auto"/><w:ind w:left="3839" w:hanging="3119"/><w:contextualSpacing w:val="0"/><w:jc w:val="both"/><w:rPr><w:rFonts w:ascii="Bookman Old Style" w:hAnsi="Bookman Old Style" w:cs="Times New Roman"/><w:color w:val="000000" w:themeColor="text1"/><w:sz w:val="24"/><w:szCs w:val="24"/></w:rPr></w:pPr><w:r><w:rPr><w:rFonts w:ascii="Bookman Old Style" w:hAnsi="Bookman Old Style" w:cs="Times New Roman"/><w:color w:val="000000" w:themeColor="text1"/><w:sz w:val="24"/><w:szCs w:val="24"/></w:rPr><w:t xml:space="preserve">Nama </w:t></w:r><w:r><w:rPr><w:rFonts w:ascii="Bookman Old Style" w:hAnsi="Bookman Old Style" w:cs="Times New Roman"/><w:color w:val="000000" w:themeColor="text1"/><w:sz w:val="24"/><w:szCs w:val="24"/></w:rPr><w:tab/></w:r><w:r><w:rPr><w:rFonts w:ascii="Bookman Old Style" w:hAnsi="Bookman Old Style" w:cs="Times New Roman"/><w:color w:val="000000" w:themeColor="text1"/><w:sz w:val="24"/><w:szCs w:val="24"/></w:rPr><w:t>:</w:t></w:r><w:r><w:rPr><w:rFonts w:ascii="Bookman Old Style" w:hAnsi="Bookman Old Style" w:cs="Times New Roman"/><w:color w:val="000000" w:themeColor="text1"/><w:sz w:val="24"/><w:szCs w:val="24"/></w:rPr><w:t>&lt;&lt;NAMA_PPK&gt;&gt;</w:t></w:r></w:p><w:p><w:pPr><w:pStyle w:val="ListParagraph"/><w:tabs><w:tab w:val="left" w:pos="3598"/></w:tabs><w:spacing w:after="0" w:line="240" w:lineRule="auto"/><w:ind w:left="3839" w:hanging="3119"/><w:contextualSpacing w:val="0"/><w:jc w:val="both"/><w:rPr><w:rFonts w:ascii="Bookman Old Style" w:hAnsi="Bookman Old Style" w:cs="Times New Roman"/><w:color w:val="000000" w:themeColor="text1"/><w:sz w:val="24"/><w:szCs w:val="24"/></w:rPr></w:pPr><w:r><w:rPr><w:rFonts w:ascii="Bookman Old Style" w:hAnsi="Bookman Old Style" w:cs="Times New Roman"/><w:color w:val="000000" w:themeColor="text1"/><w:sz w:val="24"/><w:szCs w:val="24"/></w:rPr><w:t>NIP</w:t></w:r><w:r><w:rPr><w:rFonts w:ascii="Bookman Old Style" w:hAnsi="Bookman Old Style" w:cs="Times New Roman"/><w:color w:val="000000" w:themeColor="text1"/><w:sz w:val="24"/><w:szCs w:val="24"/></w:rPr><w:tab/><w:t xml:space="preserve">: </w:t></w:r><w:r><w:rPr><w:rFonts w:ascii="Bookman Old Style" w:hAnsi="Bookman Old Style" w:cs="Times New Roman"/><w:color w:val="000000" w:themeColor="text1"/><w:sz w:val="24"/><w:szCs w:val="24"/></w:rPr><w:t>&lt;&lt;NIP_PPK&gt;&gt;</w:t></w:r></w:p><w:p><w:pPr><w:pStyle w:val="ListParagraph"/><w:tabs><w:tab w:val="left" w:pos="3598"/></w:tabs><w:spacing w:after="0" w:line="240" w:lineRule="auto"/><w:ind w:left="3839" w:hanging="3119"/><w:contextualSpacing w:val="0"/><w:jc w:val="both"/><w:rPr><w:rFonts w:ascii="Bookman Old Style" w:hAnsi="Bookman Old Style" w:cs="Times New Roman"/><w:color w:val="000000" w:themeColor="text1"/><w:sz w:val="24"/><w:szCs w:val="24"/></w:rPr></w:pPr><w:r><w:rPr><w:rFonts w:ascii="Bookman Old Style" w:hAnsi="Bookman Old Style" w:cs="Times New Roman"/><w:color w:val="000000" w:themeColor="text1"/><w:sz w:val="24"/><w:szCs w:val="24"/></w:rPr><w:t>Golongan/Pangkat</w:t></w:r><w:r><w:rPr><w:rFonts w:ascii="Bookman Old Style" w:hAnsi="Bookman Old Style" w:cs="Times New Roman"/><w:color w:val="000000" w:themeColor="text1"/><w:sz w:val="24"/><w:szCs w:val="24"/></w:rPr><w:tab/><w:t xml:space="preserve">: </w:t></w:r><w:r><w:rPr><w:rFonts w:ascii="Bookman Old Style" w:hAnsi="Bookman Old Style" w:cs="Times New Roman"/><w:color w:val="000000" w:themeColor="text1"/><w:sz w:val="24"/><w:szCs w:val="24"/></w:rPr><w:t>&lt;&lt;GOLONGAN/PANGKAT_PPK&gt;&gt;</w:t></w:r></w:p><w:p><w:pPr><w:spacing w:after="0" w:line="240" w:lineRule="auto"/><w:jc w:val="both"/><w:rPr><w:rFonts w:ascii="Bookman Old Style" w:hAnsi="Bookman Old Style"/><w:color w:val="000000" w:themeColor="text1"/><w:sz w:val="24"/><w:szCs w:val="24"/><w:lang w:val="en-US"/></w:rPr></w:pPr><w:r><w:rPr><w:rFonts w:ascii="Bookman Old Style" w:hAnsi="Bookman Old Style"/><w:color w:val="000000" w:themeColor="text1"/><w:sz w:val="24"/><w:szCs w:val="24"/></w:rPr><w:tab/><w:t>Jabatan</w:t></w:r><w:r><w:rPr><w:rFonts w:ascii="Bookman Old Style" w:hAnsi="Bookman Old Style"/><w:color w:val="000000" w:themeColor="text1"/><w:sz w:val="24"/><w:szCs w:val="24"/></w:rPr><w:tab/></w:r><w:r><w:rPr><w:rFonts w:ascii="Bookman Old Style" w:hAnsi="Bookman Old Style"/><w:color w:val="000000" w:themeColor="text1"/><w:sz w:val="24"/><w:szCs w:val="24"/></w:rPr><w:tab/></w:r><w:r><w:rPr><w:rFonts w:ascii="Bookman Old Style" w:hAnsi="Bookman Old Style"/><w:color w:val="000000" w:themeColor="text1"/><w:sz w:val="24"/><w:szCs w:val="24"/></w:rPr><w:tab/><w:t>: Pejabat Pembuat Komitmen</w:t></w:r><w:r><w:rPr><w:rFonts w:ascii="Bookman Old Style" w:hAnsi="Bookman Old Style"/><w:color w:val="000000" w:themeColor="text1"/><w:sz w:val="24"/><w:szCs w:val="24"/><w:lang w:val="en-US"/></w:rPr><w:t xml:space="preserve"> BPS Kota Subulussalam</w:t></w:r></w:p><w:p><w:pPr><w:spacing w:after="0" w:line="240" w:lineRule="auto"/><w:jc w:val="both"/><w:rPr><w:rFonts w:ascii="Bookman Old Style" w:hAnsi="Bookman Old Style"/><w:color w:val="000000" w:themeColor="text1"/><w:sz w:val="24"/><w:szCs w:val="24"/></w:rPr></w:pPr></w:p><w:bookmarkEnd w:id="0"/><w:p><w:pPr><w:pStyle w:val="ListParagraph"/><w:tabs><w:tab w:val="left" w:pos="3598"/></w:tabs><w:spacing w:after="0" w:line="240" w:lineRule="auto"/><w:ind w:left="3782" w:hanging="3062"/><w:contextualSpacing w:val="0"/><w:jc w:val="both"/><w:rPr><w:rFonts w:ascii="Bookman Old Style" w:hAnsi="Bookman Old Style" w:cs="Times New Roman"/><w:color w:val="000000" w:themeColor="text1"/><w:sz w:val="24"/><w:szCs w:val="24"/></w:rPr></w:pPr><w:r><w:rPr><w:rFonts w:ascii="Bookman Old Style" w:hAnsi="Bookman Old Style" w:cs="Times New Roman"/><w:color w:val="000000" w:themeColor="text1"/><w:sz w:val="24"/><w:szCs w:val="24"/></w:rPr><w:t xml:space="preserve">selanjutnya disebut sebagai </w:t></w:r><w:r><w:rPr><w:rFonts w:ascii="Bookman Old Style" w:hAnsi="Bookman Old Style" w:cs="Times New Roman"/><w:color w:val="000000" w:themeColor="text1"/><w:sz w:val="24"/><w:szCs w:val="24"/></w:rPr><w:t></w:t></w:r><w:r><w:rPr><w:rFonts w:ascii="Bookman Old Style" w:hAnsi="Bookman Old Style" w:cs="Times New Roman"/><w:b/><w:sz w:val="24"/><w:szCs w:val="24"/></w:rPr><w:t>PIHAK KEDUA</w:t></w:r><w:r><w:rPr><w:rFonts w:ascii="Bookman Old Style" w:hAnsi="Bookman Old Style" w:cs="Times New Roman"/><w:sz w:val="24"/><w:szCs w:val="24"/></w:rPr><w:t></w:t></w:r><w:r><w:rPr><w:rFonts w:ascii="Bookman Old Style" w:hAnsi="Bookman Old Style" w:cs="Times New Roman"/><w:color w:val="000000" w:themeColor="text1"/><w:sz w:val="24"/><w:szCs w:val="24"/></w:rPr><w:t>.</w:t></w:r><w:r><w:rPr><w:rFonts w:ascii="Bookman Old Style" w:hAnsi="Bookman Old Style" w:cs="Times New Roman"/><w:color w:val="000000" w:themeColor="text1"/><w:sz w:val="24"/><w:szCs w:val="24"/></w:rPr><w:t xml:space="preserve"> </w:t></w:r></w:p><w:p><w:pPr><w:pStyle w:val="ListParagraph"/><w:tabs><w:tab w:val="left" w:pos="3598"/></w:tabs><w:spacing w:after="0" w:line="240" w:lineRule="auto"/><w:ind w:left="3782" w:hanging="3062"/><w:contextualSpacing w:val="0"/><w:jc w:val="both"/><w:rPr><w:rFonts w:ascii="Bookman Old Style" w:hAnsi="Bookman Old Style" w:cs="Times New Roman"/><w:color w:val="000000" w:themeColor="text1"/><w:sz w:val="24"/><w:szCs w:val="24"/></w:rPr></w:pPr></w:p><w:p><w:pPr><w:tabs><w:tab w:val="left" w:pos="3598"/></w:tabs><w:spacing w:after="0" w:line="240" w:lineRule="auto"/><w:jc w:val="both"/><w:rPr><w:rFonts w:ascii="Bookman Old Style" w:hAnsi="Bookman Old Style" w:cs="Times New Roman"/><w:color w:val="000000" w:themeColor="text1"/><w:sz w:val="24"/><w:szCs w:val="24"/></w:rPr></w:pPr><w:r><w:rPr><w:rFonts w:ascii="Bookman Old Style" w:hAnsi="Bookman Old Style" w:cs="Times New Roman"/><w:color w:val="000000" w:themeColor="text1"/><w:sz w:val="24"/><w:szCs w:val="24"/></w:rPr><w:t>Telah bersepakat untuk menyelesaikan administrasi dalam rangka kegiatan</w:t></w:r><w:r><w:rPr><w:rFonts w:ascii="Bookman Old Style" w:hAnsi="Bookman Old Style" w:cs="Times New Roman"/><w:color w:val="000000" w:themeColor="text1"/><w:sz w:val="24"/><w:szCs w:val="24"/><w:lang w:val="en-US"/></w:rPr><w:t xml:space="preserve"> </w:t></w:r><w:r><w:rPr><w:rFonts w:ascii="Bookman Old Style" w:hAnsi="Bookman Old Style" w:cs="Times New Roman"/><w:color w:val="000000" w:themeColor="text1"/><w:sz w:val="24"/><w:szCs w:val="24"/><w:lang w:val="en-US"/></w:rPr><w:t>&lt;&lt;URAIAN_PEKERJAAN&gt;&gt;</w:t></w:r><w:r><w:rPr><w:rFonts w:ascii="Bookman Old Style" w:hAnsi="Bookman Old Style" w:cs="Times New Roman"/><w:color w:val="000000" w:themeColor="text1"/><w:sz w:val="24"/><w:szCs w:val="24"/></w:rPr><w:t xml:space="preserve"> </w:t></w:r><w:r><w:rPr><w:rFonts w:ascii="Bookman Old Style" w:hAnsi="Bookman Old Style" w:cs="Times New Roman"/><w:color w:val="000000" w:themeColor="text1"/><w:sz w:val="24"/><w:szCs w:val="24"/></w:rPr><w:t>dengan ketentuan:</w:t></w:r></w:p><w:p><w:pPr><w:tabs><w:tab w:val="left" w:pos="3598"/></w:tabs><w:spacing w:after="0" w:line="240" w:lineRule="auto"/><w:jc w:val="both"/><w:rPr><w:rFonts w:ascii="Bookman Old Style" w:hAnsi="Bookman Old Style" w:cs="Times New Roman"/><w:color w:val="000000" w:themeColor="text1"/><w:sz w:val="24"/><w:szCs w:val="24"/></w:rPr></w:pPr></w:p><w:p><w:pPr><w:pStyle w:val="ListParagraph"/><w:numPr><w:ilvl w:val="0"/><w:numId w:val="6"/></w:numPr><w:jc w:val="both"/><w:rPr><w:rFonts w:ascii="Bookman Old Style" w:hAnsi="Bookman Old Style" w:cs="Times New Roman"/><w:color w:val="000000" w:themeColor="text1"/><w:sz w:val="24"/><w:szCs w:val="24"/></w:rPr></w:pPr><w:r><w:rPr><w:rFonts w:ascii="Bookman Old Style" w:hAnsi="Bookman Old Style" w:cs="Times New Roman"/><w:color w:val="000000" w:themeColor="text1"/><w:sz w:val="24"/><w:szCs w:val="24"/></w:rPr><w:t>PIHAK PERTAMA menyatakan bahwa pekerjaan yang menjadi tanggung jawab dan wewenangnya telah dilaksanakan dengan baik sesuai d</w:t></w:r><w:r><w:rPr><w:rFonts w:ascii="Bookman Old Style" w:hAnsi="Bookman Old Style" w:cs="Times New Roman"/><w:color w:val="000000" w:themeColor="text1"/><w:sz w:val="24"/><w:szCs w:val="24"/></w:rPr><w:t>engan prosedur yang berlaku;</w:t></w:r></w:p><w:p><w:pPr><w:pStyle w:val="ListParagraph"/><w:numPr><w:ilvl w:val="0"/><w:numId w:val="6"/></w:numPr><w:jc w:val="both"/><w:rPr><w:rFonts w:ascii="Bookman Old Style" w:hAnsi="Bookman Old Style" w:cs="Times New Roman"/><w:color w:val="000000" w:themeColor="text1"/><w:sz w:val="24"/><w:szCs w:val="24"/></w:rPr></w:pPr><w:r><w:rPr><w:rFonts w:ascii="Bookman Old Style" w:hAnsi="Bookman Old Style" w:cs="Times New Roman"/><w:color w:val="000000" w:themeColor="text1"/><w:sz w:val="24"/><w:szCs w:val="24"/></w:rPr><w:t xml:space="preserve">PIHAK PERTAMA menyerahkan nama-nama petugas </w:t></w:r><w:r><w:rPr><w:rFonts w:ascii="Bookman Old Style" w:hAnsi="Bookman Old Style" w:cs="Times New Roman"/><w:color w:val="000000" w:themeColor="text1"/><w:sz w:val="24"/><w:szCs w:val="24"/></w:rPr><w:t xml:space="preserve">pendataan </w:t></w:r><w:r><w:rPr><w:rFonts w:ascii="Bookman Old Style" w:hAnsi="Bookman Old Style" w:cs="Times New Roman"/><w:color w:val="000000" w:themeColor="text1"/><w:sz w:val="24"/><w:szCs w:val="24"/></w:rPr><w:t>lapangan sesuai dengan jabatan dan wilayah t</w:t></w:r><w:r><w:rPr><w:rFonts w:ascii="Bookman Old Style" w:hAnsi="Bookman Old Style" w:cs="Times New Roman"/><w:color w:val="000000" w:themeColor="text1"/><w:sz w:val="24"/><w:szCs w:val="24"/></w:rPr><w:t xml:space="preserve">ugasnya dalam kegiatan </w:t></w:r><w:r><w:rPr><w:rFonts w:ascii="Bookman Old Style" w:hAnsi="Bookman Old Style" w:cs="Times New Roman"/><w:color w:val="000000" w:themeColor="text1"/><w:sz w:val="24"/><w:szCs w:val="24"/><w:lang w:val="en-US"/></w:rPr><w:t>&lt;&lt;URAIAN_PEKERJAAN&gt;&gt;</w:t></w:r><w:r><w:rPr><w:rFonts w:ascii="Bookman Old Style" w:hAnsi="Bookman Old Style" w:cs="Times New Roman"/><w:color w:val="000000" w:themeColor="text1"/><w:sz w:val="24"/><w:szCs w:val="24"/></w:rPr><w:t>;</w:t></w:r></w:p><w:p><w:pPr><w:pStyle w:val="ListParagraph"/><w:numPr><w:ilvl w:val="0"/><w:numId w:val="6"/></w:numPr><w:jc w:val="both"/><w:rPr><w:rFonts w:ascii="Bookman Old Style" w:hAnsi="Bookman Old Style" w:cs="Times New Roman"/><w:color w:val="000000" w:themeColor="text1"/><w:sz w:val="24"/><w:szCs w:val="24"/></w:rPr></w:pPr><w:r><w:rPr><w:rFonts w:ascii="Bookman Old Style" w:hAnsi="Bookman Old Style" w:cs="Times New Roman"/><w:color w:val="000000" w:themeColor="text1"/><w:sz w:val="24"/><w:szCs w:val="24"/></w:rPr><w:t>PIHAK KEDUA setelah menerima dokumen administrasi pendukung dari pihak pertama dinyatakan lengkap maka akan segera membuat dan melunasi hak-hak petugas.</w:t></w:r></w:p><w:p><w:pPr><w:spacing w:after="0" w:line="240" w:lineRule="auto"/><w:ind w:left="720" w:firstLine="720"/><w:jc w:val="both"/><w:rPr><w:rFonts w:ascii="Bookman Old Style" w:hAnsi="Bookman Old Style" w:cs="Times New Roman"/><w:color w:val="000000" w:themeColor="text1"/><w:sz w:val="24"/><w:szCs w:val="24"/><w:lang w:val="en-US"/></w:rPr></w:pPr><w:r><w:rPr><w:rFonts w:ascii="Bookman Old Style" w:hAnsi="Bookman Old Style" w:cs="Times New Roman"/><w:color w:val="000000" w:themeColor="text1"/><w:sz w:val="24"/><w:szCs w:val="24"/></w:rPr><w:t xml:space="preserve">Demikian Berita Acara ini dibuat </w:t></w:r><w:r><w:rPr><w:rFonts w:ascii="Bookman Old Style" w:hAnsi="Bookman Old Style" w:cs="Times New Roman"/><w:color w:val="000000" w:themeColor="text1"/><w:sz w:val="24"/><w:szCs w:val="24"/></w:rPr><w:t xml:space="preserve">sebagai </w:t></w:r><w:r><w:rPr><w:rFonts w:ascii="Bookman Old Style" w:hAnsi="Bookman Old Style" w:cs="Times New Roman"/><w:color w:val="000000" w:themeColor="text1"/><w:sz w:val="24"/><w:szCs w:val="24"/></w:rPr><w:t>bentuk tanggung</w:t></w:r><w:r><w:rPr><w:rFonts w:ascii="Bookman Old Style" w:hAnsi="Bookman Old Style" w:cs="Times New Roman"/><w:color w:val="000000" w:themeColor="text1"/><w:sz w:val="24"/><w:szCs w:val="24"/><w:lang w:val="en-US"/></w:rPr><w:t xml:space="preserve"> </w:t></w:r><w:r><w:rPr><w:rFonts w:ascii="Bookman Old Style" w:hAnsi="Bookman Old Style" w:cs="Times New Roman"/><w:color w:val="000000" w:themeColor="text1"/><w:sz w:val="24"/><w:szCs w:val="24"/></w:rPr><w:t>jawab masing-masi</w:t></w:r><w:r><w:rPr><w:rFonts w:ascii="Bookman Old Style" w:hAnsi="Bookman Old Style" w:cs="Times New Roman"/><w:color w:val="000000" w:themeColor="text1"/><w:sz w:val="24"/><w:szCs w:val="24"/></w:rPr><w:t>ng pihak dalam rangka kegia</w:t></w:r><w:r><w:rPr><w:rFonts w:ascii="Bookman Old Style" w:hAnsi="Bookman Old Style" w:cs="Times New Roman"/><w:color w:val="000000" w:themeColor="text1"/><w:sz w:val="24"/><w:szCs w:val="24"/><w:lang w:val="en-US"/></w:rPr><w:t xml:space="preserve">tan </w:t></w:r><w:r><w:rPr><w:rFonts w:ascii="Bookman Old Style" w:hAnsi="Bookman Old Style" w:cs="Times New Roman"/><w:color w:val="000000" w:themeColor="text1"/><w:sz w:val="24"/><w:szCs w:val="24"/><w:lang w:val="en-US"/></w:rPr><w:t>&lt;&lt;URAIAN_PEKERJAAN&gt;&gt;</w:t></w:r><w:r><w:rPr><w:rFonts w:ascii="Bookman Old Style" w:hAnsi="Bookman Old Style" w:cs="Times New Roman"/><w:color w:val="000000" w:themeColor="text1"/><w:sz w:val="24"/><w:szCs w:val="24"/><w:lang w:val="en-US"/></w:rPr><w:t>.</w:t></w:r></w:p><w:p><w:pPr><w:spacing w:after="0" w:line="240" w:lineRule="auto"/><w:jc w:val="both"/><w:rPr><w:rFonts w:ascii="Bookman Old Style" w:hAnsi="Bookman Old Style" w:cs="Times New Roman"/><w:color w:val="000000" w:themeColor="text1"/><w:sz w:val="24"/><w:szCs w:val="24"/></w:rPr></w:pPr></w:p><w:p><w:pPr><w:spacing w:after="0" w:line="240" w:lineRule="auto"/><w:jc w:val="both"/><w:rPr><w:rFonts w:ascii="Bookman Old Style" w:hAnsi="Bookman Old Style" w:cs="Times New Roman"/><w:color w:val="000000" w:themeColor="text1"/><w:sz w:val="24"/><w:szCs w:val="24"/></w:rPr></w:pPr></w:p><w:p><w:pPr><w:spacing w:after="0" w:line="240" w:lineRule="auto"/><w:jc w:val="both"/><w:rPr><w:rFonts w:ascii="Bookman Old Style" w:hAnsi="Bookman Old Style" w:cs="Times New Roman"/><w:color w:val="000000" w:themeColor="text1"/><w:sz w:val="24"/><w:szCs w:val="24"/></w:rPr></w:pPr></w:p><w:tbl><w:tblPr><w:tblStyle w:val="TableGrid"/><w:tblW w:w="0" w:type="auto"/><w:jc w:val="center"/><w:tblBorders><w:top w:val="none" w:sz="0" w:space="0" w:color="auto"/><w:left w:val="none" w:sz="0" w:space="0" w:color="auto"/><w:bottom w:val="none" w:sz="0" w:space="0" w:color="auto"/><w:right w:val="none" w:sz="0" w:space="0" w:color="auto"/><w:insideH w:val="none" w:sz="0" w:space="0" w:color="auto"/><w:insideV w:val="none" w:sz="0" w:space="0" w:color="auto"/></w:tblBorders><w:tblLayout w:type="fixed"/><w:tblLook w:val="04A0" w:firstRow="1" w:lastRow="0" w:firstColumn="1" w:lastColumn="0" w:noHBand="0" w:noVBand="1"/></w:tblPr><w:tblGrid><w:gridCol w:w="5305"/><w:gridCol w:w="5151"/></w:tblGrid><w:tr><w:trPr><w:trHeight w:val="2349"/><w:jc w:val="center"/></w:trPr><w:tc><w:tcPr><w:tcW w:w="5305" w:type="dxa"/></w:tcPr><w:p><w:pPr><w:jc w:val="center"/><w:rPr><w:b/><w:rFonts w:ascii="Bookman Old Style" w:hAnsi="Bookman Old Style" w:cs="Times New Roman"/><w:color w:val="000000" w:themeColor="text1"/><w:sz w:val="24"/><w:szCs w:val="24"/></w:rPr></w:pPr><w:r><w:rPr><w:b/><w:rFonts w:ascii="Bookman Old Style" w:hAnsi="Bookman Old Style" w:cs="Times New Roman"/><w:color w:val="000000" w:themeColor="text1"/><w:sz w:val="24"/><w:szCs w:val="24"/><w:lang w:val="en-ID"/></w:rPr><w:t xml:space="preserve">PIHAK </w:t></w:r><w:r><w:rPr><w:b/><w:rFonts w:ascii="Bookman Old Style" w:hAnsi="Bookman Old Style" w:cs="Times New Roman"/><w:color w:val="000000" w:themeColor="text1"/><w:sz w:val="24"/><w:szCs w:val="24"/></w:rPr><w:t>PERTAMA</w:t></w:r></w:p><w:p><w:pPr><w:jc w:val="center"/><w:rPr><w:rFonts w:ascii="Bookman Old Style" w:hAnsi="Bookman Old Style" w:cs="Times New Roman"/><w:color w:val="000000" w:themeColor="text1"/><w:sz w:val="24"/><w:szCs w:val="24"/><w:lang w:val="en-US"/></w:rPr></w:pPr><w:r><w:rPr><w:rFonts w:ascii="Bookman Old Style" w:hAnsi="Bookman Old Style" w:cs="Times New Roman"/><w:color w:val="000000" w:themeColor="text1"/><w:sz w:val="24"/><w:szCs w:val="24"/><w:lang w:val="en-US"/></w:rPr><w:t>&lt;&lt;JABATAN_KETUA_TIM&gt;&gt;</w:t></w:r></w:p><w:p><w:pPr><w:jc w:val="center"/><w:rPr><w:rFonts w:ascii="Bookman Old Style" w:hAnsi="Bookman Old Style" w:cs="Times New Roman"/><w:color w:val="000000" w:themeColor="text1"/><w:sz w:val="24"/><w:szCs w:val="24"/><w:lang w:val="en-ID"/></w:rPr></w:pPr><w:r><w:rPr><w:rFonts w:ascii="Bookman Old Style" w:hAnsi="Bookman Old Style" w:cs="Times New Roman"/><w:color w:val="000000" w:themeColor="text1"/><w:sz w:val="24"/><w:szCs w:val="24"/><w:lang w:val="en-ID"/></w:rPr><w:t>BPS Kota Subulussalam</w:t></w:r></w:p><w:p><w:pPr><w:jc w:val="center"/><w:rPr><w:rFonts w:ascii="Bookman Old Style" w:hAnsi="Bookman Old Style" w:cs="Times New Roman"/><w:color w:val="000000" w:themeColor="text1"/><w:sz w:val="24"/><w:szCs w:val="24"/></w:rPr></w:pPr></w:p><w:p><w:pPr><w:jc w:val="center"/><w:rPr><w:rFonts w:ascii="Bookman Old Style" w:hAnsi="Bookman Old Style" w:cs="Times New Roman"/><w:color w:val="000000" w:themeColor="text1"/><w:sz w:val="24"/><w:szCs w:val="24"/></w:rPr></w:pPr></w:p><w:p><w:pPr><w:jc w:val="center"/><w:rPr><w:rFonts w:ascii="Bookman Old Style" w:hAnsi="Bookman Old Style" w:cs="Times New Roman"/><w:color w:val="000000" w:themeColor="text1"/><w:sz w:val="24"/><w:szCs w:val="24"/></w:rPr></w:pPr></w:p><w:p><w:pPr><w:jc w:val="center"/><w:rPr><w:rFonts w:ascii="Bookman Old Style" w:hAnsi="Bookman Old Style" w:cs="Times New Roman"/><w:color w:val="000000" w:themeColor="text1"/><w:sz w:val="24"/><w:szCs w:val="24"/></w:rPr></w:pPr></w:p><w:p><w:pPr><w:jc w:val="center"/><w:rPr><w:rFonts w:ascii="Bookman Old Style" w:hAnsi="Bookman Old Style" w:cs="Times New Roman"/><w:color w:val="000000" w:themeColor="text1"/><w:sz w:val="24"/><w:szCs w:val="24"/><w:u w:val="single"/></w:rPr></w:pPr><w:r><w:rPr><w:rFonts w:ascii="Bookman Old Style" w:hAnsi="Bookman Old Style" w:cs="Times New Roman"/><w:color w:val="000000" w:themeColor="text1"/><w:sz w:val="24"/><w:szCs w:val="24"/><w:u w:val="single"/></w:rPr><w:t>&lt;&lt;NAMA_KETUA_TIM&gt;&gt;</w:t></w:r></w:p><w:p><w:pPr><w:jc w:val="center"/><w:rPr><w:rFonts w:ascii="Bookman Old Style" w:hAnsi="Bookman Old Style" w:cs="Times New Roman"/><w:color w:val="000000" w:themeColor="text1"/><w:sz w:val="24"/><w:szCs w:val="24"/><w:lang w:val="en-US"/></w:rPr></w:pPr><w:r><w:rPr><w:rFonts w:ascii="Bookman Old Style" w:hAnsi="Bookman Old Style" w:cs="Times New Roman"/><w:color w:val="000000" w:themeColor="text1"/><w:sz w:val="24"/><w:szCs w:val="24"/></w:rPr><w:t xml:space="preserve">NIP. </w:t></w:r><w:r><w:rPr><w:rFonts w:ascii="Bookman Old Style" w:hAnsi="Bookman Old Style" w:cs="Times New Roman"/><w:color w:val="000000" w:themeColor="text1"/><w:sz w:val="24"/><w:szCs w:val="24"/><w:lang w:val="en-US"/></w:rPr><w:t>&lt;&lt;NIP_KETUA_TIM&gt;&gt;</w:t></w:r></w:p></w:tc><w:tc><w:tcPr><w:tcW w:w="5151" w:type="dxa"/></w:tcPr><w:p><w:pPr><w:jc w:val="center"/><w:rPr><w:b/><w:rFonts w:ascii="Bookman Old Style" w:hAnsi="Bookman Old Style" w:cs="Times New Roman"/><w:color w:val="000000" w:themeColor="text1"/><w:sz w:val="24"/><w:szCs w:val="24"/></w:rPr></w:pPr><w:r><w:rPr><w:b/><w:rFonts w:ascii="Bookman Old Style" w:hAnsi="Bookman Old Style" w:cs="Times New Roman"/><w:color w:val="000000" w:themeColor="text1"/><w:sz w:val="24"/><w:szCs w:val="24"/><w:lang w:val="en-ID"/></w:rPr><w:t xml:space="preserve">PIHAK </w:t></w:r><w:r><w:rPr><w:b/><w:rFonts w:ascii="Bookman Old Style" w:hAnsi="Bookman Old Style" w:cs="Times New Roman"/><w:color w:val="000000" w:themeColor="text1"/><w:sz w:val="24"/><w:szCs w:val="24"/></w:rPr><w:t>KEDUA</w:t></w:r></w:p><w:p><w:pPr><w:jc w:val="center"/><w:rPr><w:rFonts w:ascii="Bookman Old Style" w:hAnsi="Bookman Old Style" w:cs="Times New Roman"/><w:color w:val="000000" w:themeColor="text1"/><w:sz w:val="24"/><w:szCs w:val="24"/></w:rPr></w:pPr><w:r><w:rPr><w:rFonts w:ascii="Bookman Old Style" w:hAnsi="Bookman Old Style" w:cs="Times New Roman"/><w:color w:val="000000" w:themeColor="text1"/><w:sz w:val="24"/><w:szCs w:val="24"/></w:rPr><w:t>Pejabat Pembuat Komitmen</w:t></w:r></w:p><w:p><w:pPr><w:jc w:val="center"/><w:rPr><w:rFonts w:ascii="Bookman Old Style" w:hAnsi="Bookman Old Style" w:cs="Times New Roman"/><w:color w:val="000000" w:themeColor="text1"/><w:sz w:val="24"/><w:szCs w:val="24"/></w:rPr></w:pPr><w:r><w:rPr><w:rFonts w:ascii="Bookman Old Style" w:hAnsi="Bookman Old Style" w:cs="Times New Roman"/><w:color w:val="000000" w:themeColor="text1"/><w:sz w:val="24"/><w:szCs w:val="24"/></w:rPr><w:t>BPS Kota Subulussalam</w:t></w:r></w:p><w:p><w:pPr><w:rPr><w:rFonts w:ascii="Bookman Old Style" w:hAnsi="Bookman Old Style" w:cs="Times New Roman"/><w:color w:val="000000" w:themeColor="text1"/><w:sz w:val="24"/><w:szCs w:val="24"/><w:lang w:val="en-ID"/></w:rPr></w:pPr></w:p><w:p><w:pPr><w:jc w:val="center"/><w:rPr><w:rFonts w:ascii="Bookman Old Style" w:hAnsi="Bookman Old Style" w:cs="Times New Roman"/><w:color w:val="000000" w:themeColor="text1"/><w:sz w:val="24"/><w:szCs w:val="24"/></w:rPr></w:pPr></w:p><w:p><w:pPr><w:jc w:val="center"/><w:rPr><w:rFonts w:ascii="Bookman Old Style" w:hAnsi="Bookman Old Style" w:cs="Times New Roman"/><w:color w:val="000000" w:themeColor="text1"/><w:sz w:val="24"/><w:szCs w:val="24"/><w:lang w:val="en-ID"/></w:rPr></w:pPr></w:p><w:p><w:pPr><w:jc w:val="center"/><w:rPr><w:rFonts w:ascii="Bookman Old Style" w:hAnsi="Bookman Old Style" w:cs="Times New Roman"/><w:color w:val="000000" w:themeColor="text1"/><w:sz w:val="24"/><w:szCs w:val="24"/><w:lang w:val="en-ID"/></w:rPr></w:pPr></w:p><w:p><w:pPr><w:jc w:val="center"/><w:rPr><w:rFonts w:ascii="Bookman Old Style" w:hAnsi="Bookman Old Style" w:cs="Times New Roman"/><w:color w:val="000000" w:themeColor="text1"/><w:sz w:val="24"/><w:szCs w:val="24"/><w:u w:val="single"/></w:rPr></w:pPr><w:r><w:rPr><w:rFonts w:ascii="Bookman Old Style" w:hAnsi="Bookman Old Style" w:cs="Times New Roman"/><w:color w:val="000000" w:themeColor="text1"/><w:sz w:val="24"/><w:szCs w:val="24"/><w:u w:val="single"/></w:rPr><w:t>&lt;&lt;NAMA_PPK&gt;&gt;</w:t></w:r></w:p><w:p><w:pPr><w:pStyle w:val="ListParagraph"/><w:tabs><w:tab w:val="left" w:pos="3598"/></w:tabs><w:ind w:left="3839" w:hanging="3119"/><w:contextualSpacing w:val="0"/><w:jc w:val="both"/><w:rPr><w:rFonts w:ascii="Bookman Old Style" w:hAnsi="Bookman Old Style" w:cs="Times New Roman"/><w:color w:val="000000" w:themeColor="text1"/><w:sz w:val="24"/><w:szCs w:val="24"/></w:rPr></w:pPr><w:r><w:rPr><w:rFonts w:ascii="Bookman Old Style" w:hAnsi="Bookman Old Style" w:cs="Times New Roman"/><w:color w:val="000000" w:themeColor="text1"/><w:sz w:val="24"/><w:szCs w:val="24"/></w:rPr><w:t xml:space="preserve">NIP. </w:t></w:r><w:r><w:rPr><w:rFonts w:ascii="Bookman Old Style" w:hAnsi="Bookman Old Style" w:cs="Times New Roman"/><w:color w:val="000000" w:themeColor="text1"/><w:sz w:val="24"/><w:szCs w:val="24"/></w:rPr><w:t>&lt;&lt;NIP_PPK&gt;&gt;</w:t></w:r></w:p><w:p><w:pPr><w:jc w:val="center"/><w:rPr><w:rFonts w:ascii="Bookman Old Style" w:hAnsi="Bookman Old Style" w:cs="Times New Roman"/><w:color w:val="000000" w:themeColor="text1"/><w:sz w:val="24"/><w:szCs w:val="24"/><w:u w:val="single"/></w:rPr></w:pPr></w:p></w:tc></w:tr></w:tbl><w:p><w:pPr><w:spacing w:after="0" w:line="240" w:lineRule="auto"/><w:jc w:val="both"/><w:rPr><w:rFonts w:ascii="Bookman Old Style" w:hAnsi="Bookman Old Style" w:cs="Times New Roman"/><w:color w:val="000000" w:themeColor="text1"/><w:sz w:val="24"/><w:szCs w:val="24"/></w:rPr></w:pPr></w:p><w:p><w:pPr><w:rPr><w:rFonts w:ascii="Bookman Old Style" w:hAnsi="Bookman Old Style" w:cs="Times New Roman"/><w:color w:val="000000" w:themeColor="text1"/><w:sz w:val="24"/><w:szCs w:val="24"/><w:lang w:val="en-US"/></w:rPr></w:pPr><w:r><w:rPr><w:rFonts w:ascii="Bookman Old Style" w:hAnsi="Bookman Old Style" w:cs="Times New Roman"/><w:color w:val="000000" w:themeColor="text1"/><w:sz w:val="24"/><w:szCs w:val="24"/><w:lang w:val="en-US"/></w:rPr><w:t xml:space="preserve"> </w:t></w:r></w:p><w:sectPr><w:pgSz w:w="11906" w:h="16838"/><w:pgMar w:top="1135" w:right="720" w:bottom="720" w:left="720" w:header="708" w:footer="708" w:gutter="0"/><w:cols w:space="708"/><w:docGrid w:linePitch="360"/></w:sectPr></w:body></w:document>
+<file path=word/document.xml><?xml version="1.0" encoding="utf-8"?>
+<w:document xmlns:wpc="http://schemas.microsoft.com/office/word/2010/wordprocessingCanvas" xmlns:cx="http://schemas.microsoft.com/office/drawing/2014/chartex" xmlns:cx1="http://schemas.microsoft.com/office/drawing/2015/9/8/chartex" xmlns:cx2="http://schemas.microsoft.com/office/drawing/2015/10/21/chartex" xmlns:cx3="http://schemas.microsoft.com/office/drawing/2016/5/9/chartex" xmlns:cx4="http://schemas.microsoft.com/office/drawing/2016/5/10/chartex" xmlns:cx5="http://schemas.microsoft.com/office/drawing/2016/5/11/chartex" xmlns:cx6="http://schemas.microsoft.com/office/drawing/2016/5/12/chartex" xmlns:cx7="http://schemas.microsoft.com/office/drawing/2016/5/13/chartex" xmlns:cx8="http://schemas.microsoft.com/office/drawing/2016/5/14/chartex" xmlns:mc="http://schemas.openxmlformats.org/markup-compatibility/2006" xmlns:aink="http://schemas.microsoft.com/office/drawing/2016/ink" xmlns:am3d="http://schemas.microsoft.com/office/drawing/2017/model3d" xmlns:o="urn:schemas-microsoft-com:office:office" xmlns:oel="http://schemas.microsoft.com/office/2019/extlst" xmlns:r="http://schemas.openxmlformats.org/officeDocument/2006/relationships" xmlns:m="http://schemas.openxmlformats.org/officeDocument/2006/math" xmlns:v="urn:schemas-microsoft-com:vml" xmlns:wp14="http://schemas.microsoft.com/office/word/2010/wordprocessingDrawing" xmlns:wp="http://schemas.openxmlformats.org/drawingml/2006/wordprocessingDrawing" xmlns:w10="urn:schemas-microsoft-com:office:word" xmlns:w="http://schemas.openxmlformats.org/wordprocessingml/2006/main" xmlns:w14="http://schemas.microsoft.com/office/word/2010/wordml" xmlns:w15="http://schemas.microsoft.com/office/word/2012/wordml" xmlns:w16cex="http://schemas.microsoft.com/office/word/2018/wordml/cex" xmlns:w16cid="http://schemas.microsoft.com/office/word/2016/wordml/cid" xmlns:w16="http://schemas.microsoft.com/office/word/2018/wordml" xmlns:w16du="http://schemas.microsoft.com/office/word/2023/wordml/word16du" xmlns:w16sdtdh="http://schemas.microsoft.com/office/word/2020/wordml/sdtdatahash" xmlns:w16sdtfl="http://schemas.microsoft.com/office/word/2024/wordml/sdtformatlock" xmlns:w16se="http://schemas.microsoft.com/office/word/2015/wordml/symex" xmlns:wpg="http://schemas.microsoft.com/office/word/2010/wordprocessingGroup" xmlns:wpi="http://schemas.microsoft.com/office/word/2010/wordprocessingInk" xmlns:wne="http://schemas.microsoft.com/office/word/2006/wordml" xmlns:wps="http://schemas.microsoft.com/office/word/2010/wordprocessingShape" mc:Ignorable="w14 w15 w16se w16cid w16 w16cex w16sdtdh w16sdtfl w16du wp14">
+  <w:body>
+    <w:p>
+      <w:pPr>
+        <w:spacing w:after="0" w:line="276" w:lineRule="auto"/>
+        <w:jc w:val="center"/>
+        <w:rPr>
+          <w:b/>
+          <w:rFonts w:ascii="Bookman Old Style" w:hAnsi="Bookman Old Style" w:cs="Arial"/>
+          <w:b/>
+          <w:sz w:val="24"/>
+          <w:szCs w:val="24"/>
+        </w:rPr>
+      </w:pPr>
+      <w:r>
+        <w:rPr>
+          <w:b/>
+          <w:rFonts w:ascii="Bookman Old Style" w:hAnsi="Bookman Old Style" w:cs="Arial"/>
+          <w:b/>
+          <w:sz w:val="24"/>
+          <w:szCs w:val="24"/>
+          <w:lang w:val="en-US"/>
+        </w:rPr>
+        <w:t xml:space="preserve">BERITA </w:t>
+      </w:r>
+      <w:r>
+        <w:rPr>
+          <w:b/>
+          <w:rFonts w:ascii="Bookman Old Style" w:hAnsi="Bookman Old Style" w:cs="Arial"/>
+          <w:b/>
+          <w:sz w:val="24"/>
+          <w:szCs w:val="24"/>
+        </w:rPr>
+        <w:t>ACARA SERAH TERIMA</w:t>
+      </w:r>
+    </w:p>
+    <w:p>
+      <w:pPr>
+        <w:spacing w:after="0" w:line="276" w:lineRule="auto"/>
+        <w:jc w:val="center"/>
+        <w:rPr>
+          <w:b/>
+          <w:rFonts w:ascii="Bookman Old Style" w:hAnsi="Bookman Old Style" w:cs="Times New Roman"/>
+          <w:b/>
+          <w:color w:val="000000" w:themeColor="text1"/>
+          <w:sz w:val="24"/>
+          <w:szCs w:val="24"/>
+          <w:lang w:val="en-US"/>
+        </w:rPr>
+      </w:pPr>
+      <w:r>
+        <w:rPr>
+          <w:b/>
+          <w:rFonts w:ascii="Bookman Old Style" w:hAnsi="Bookman Old Style" w:cs="Arial"/>
+          <w:b/>
+          <w:noProof/>
+          <w:sz w:val="24"/>
+          <w:szCs w:val="24"/>
+        </w:rPr>
+        <w:t xml:space="preserve">HASIL </w:t>
+      </w:r>
+      <w:r>
+        <w:rPr>
+          <w:b/>
+          <w:rFonts w:ascii="Bookman Old Style" w:hAnsi="Bookman Old Style" w:cs="Arial"/>
+          <w:b/>
+          <w:noProof/>
+          <w:sz w:val="24"/>
+          <w:szCs w:val="24"/>
+        </w:rPr>
+        <w:t>&lt;&lt;JUDUL_PEKERJAAN_DOKUMEN&gt;&gt;</w:t>
+      </w:r>
+    </w:p>
+    <w:p>
+      <w:pPr>
+        <w:pBdr>
+          <w:bottom w:val="single" w:sz="4" w:space="1" w:color="auto"/>
+        </w:pBdr>
+        <w:spacing w:after="0" w:line="276" w:lineRule="auto"/>
+        <w:jc w:val="center"/>
+        <w:rPr>
+          <w:b/>
+          <w:rFonts w:ascii="Bookman Old Style" w:hAnsi="Bookman Old Style" w:cs="Arial"/>
+          <w:b/>
+          <w:sz w:val="24"/>
+          <w:szCs w:val="24"/>
+          <w:lang w:val="en-US"/>
+        </w:rPr>
+      </w:pPr>
+      <w:r>
+        <w:rPr>
+          <w:b/>
+          <w:rFonts w:ascii="Bookman Old Style" w:hAnsi="Bookman Old Style" w:cs="Times New Roman"/>
+          <w:b/>
+          <w:color w:val="000000" w:themeColor="text1"/>
+          <w:sz w:val="24"/>
+          <w:szCs w:val="24"/>
+        </w:rPr>
+        <w:t xml:space="preserve">BPS KOTA </w:t>
+      </w:r>
+      <w:r>
+        <w:rPr>
+          <w:b/>
+          <w:rFonts w:ascii="Bookman Old Style" w:hAnsi="Bookman Old Style" w:cs="Times New Roman"/>
+          <w:b/>
+          <w:color w:val="000000" w:themeColor="text1"/>
+          <w:sz w:val="24"/>
+          <w:szCs w:val="24"/>
+          <w:lang w:val="en-US"/>
+        </w:rPr>
+        <w:t>SUBULUSSALA</w:t>
+      </w:r>
+      <w:r>
+        <w:rPr>
+          <w:b/>
+          <w:rFonts w:ascii="Bookman Old Style" w:hAnsi="Bookman Old Style" w:cs="Times New Roman"/>
+          <w:b/>
+          <w:color w:val="000000" w:themeColor="text1"/>
+          <w:sz w:val="24"/>
+          <w:szCs w:val="24"/>
+        </w:rPr>
+        <w:t>M</w:t>
+      </w:r>
+    </w:p>
+    <w:p>
+      <w:pPr>
+        <w:spacing w:after="0" w:line="276" w:lineRule="auto"/>
+        <w:jc w:val="center"/>
+        <w:rPr>
+          <w:b/>
+          <w:rFonts w:ascii="Bookman Old Style" w:hAnsi="Bookman Old Style" w:cs="Arial"/>
+          <w:b/>
+          <w:sz w:val="24"/>
+          <w:szCs w:val="24"/>
+          <w:lang w:val="en-US"/>
+        </w:rPr>
+      </w:pPr>
+      <w:r>
+        <w:rPr>
+          <w:b/>
+          <w:rFonts w:ascii="Bookman Old Style" w:hAnsi="Bookman Old Style" w:cs="Arial"/>
+          <w:b/>
+          <w:noProof/>
+          <w:sz w:val="24"/>
+          <w:szCs w:val="24"/>
+        </w:rPr>
+        <w:t>&lt;&lt;NO_BAST_SM-PPK&gt;&gt;</w:t>
+      </w:r>
+    </w:p>
+    <w:p>
+      <w:pPr>
+        <w:spacing w:after="0" w:line="240" w:lineRule="auto"/>
+        <w:jc w:val="center"/>
+        <w:rPr>
+          <w:rFonts w:ascii="Bookman Old Style" w:hAnsi="Bookman Old Style" w:cs="Times New Roman"/>
+          <w:color w:val="000000" w:themeColor="text1"/>
+          <w:sz w:val="24"/>
+          <w:szCs w:val="24"/>
+        </w:rPr>
+      </w:pPr>
+    </w:p>
+    <w:p>
+      <w:pPr>
+        <w:spacing w:after="240" w:line="240" w:lineRule="auto"/>
+        <w:ind w:left="357" w:firstLine="720"/>
+        <w:jc w:val="both"/>
+        <w:rPr>
+          <w:rFonts w:ascii="Bookman Old Style" w:hAnsi="Bookman Old Style" w:cs="Times New Roman"/>
+          <w:color w:val="000000" w:themeColor="text1"/>
+          <w:sz w:val="24"/>
+          <w:szCs w:val="24"/>
+        </w:rPr>
+      </w:pPr>
+      <w:r>
+        <w:rPr>
+          <w:rFonts w:ascii="Bookman Old Style" w:hAnsi="Bookman Old Style" w:cs="Times New Roman"/>
+          <w:color w:val="000000" w:themeColor="text1"/>
+          <w:sz w:val="24"/>
+          <w:szCs w:val="24"/>
+        </w:rPr>
+        <w:t xml:space="preserve">Pada hari </w:t>
+      </w:r>
+      <w:r>
+        <w:rPr>
+          <w:rFonts w:ascii="Bookman Old Style" w:hAnsi="Bookman Old Style" w:cs="Times New Roman"/>
+          <w:color w:val="000000" w:themeColor="text1"/>
+          <w:sz w:val="24"/>
+          <w:szCs w:val="24"/>
+          <w:lang w:val="en-US"/>
+        </w:rPr>
+        <w:t xml:space="preserve">ini </w:t>
+      </w:r>
+      <w:r>
+        <w:rPr>
+          <w:rFonts w:ascii="Bookman Old Style" w:hAnsi="Bookman Old Style" w:cs="Arial"/>
+          <w:noProof/>
+          <w:sz w:val="24"/>
+          <w:szCs w:val="24"/>
+        </w:rPr>
+        <w:t>&lt;&lt;HARI_TERBILANG&gt;&gt;</w:t>
+      </w:r>
+      <w:r>
+        <w:rPr>
+          <w:rFonts w:ascii="Bookman Old Style" w:hAnsi="Bookman Old Style" w:cs="Arial"/>
+          <w:sz w:val="24"/>
+          <w:szCs w:val="24"/>
+          <w:lang w:val="en-US"/>
+        </w:rPr>
+        <w:t>,</w:t>
+      </w:r>
+      <w:r>
+        <w:rPr>
+          <w:rFonts w:ascii="Bookman Old Style" w:hAnsi="Bookman Old Style" w:cs="Arial"/>
+          <w:sz w:val="24"/>
+          <w:szCs w:val="24"/>
+        </w:rPr>
+        <w:t xml:space="preserve"> tanggal </w:t>
+      </w:r>
+      <w:r>
+        <w:rPr>
+          <w:rFonts w:ascii="Bookman Old Style" w:hAnsi="Bookman Old Style" w:cs="Arial"/>
+          <w:noProof/>
+          <w:sz w:val="24"/>
+          <w:szCs w:val="24"/>
+        </w:rPr>
+        <w:t>&lt;&lt;TANGGAL_TERBILANG&gt;&gt;</w:t>
+      </w:r>
+      <w:r>
+        <w:rPr>
+          <w:rFonts w:ascii="Bookman Old Style" w:hAnsi="Bookman Old Style" w:cs="Arial"/>
+          <w:sz w:val="24"/>
+          <w:szCs w:val="24"/>
+          <w:lang w:val="en-US"/>
+        </w:rPr>
+        <w:t xml:space="preserve">, </w:t>
+      </w:r>
+      <w:r>
+        <w:rPr>
+          <w:rFonts w:ascii="Bookman Old Style" w:hAnsi="Bookman Old Style" w:cs="Arial"/>
+          <w:sz w:val="24"/>
+          <w:szCs w:val="24"/>
+        </w:rPr>
+        <w:t xml:space="preserve">bulan </w:t>
+      </w:r>
+      <w:r>
+        <w:rPr>
+          <w:rFonts w:ascii="Bookman Old Style" w:hAnsi="Bookman Old Style" w:cs="Arial"/>
+          <w:noProof/>
+          <w:sz w:val="24"/>
+          <w:szCs w:val="24"/>
+        </w:rPr>
+        <w:t>&lt;&lt;BULAN_TERBILANG&gt;&gt;</w:t>
+      </w:r>
+      <w:r>
+        <w:rPr>
+          <w:rFonts w:ascii="Bookman Old Style" w:hAnsi="Bookman Old Style" w:cs="Arial"/>
+          <w:sz w:val="24"/>
+          <w:szCs w:val="24"/>
+          <w:lang w:val="en-US"/>
+        </w:rPr>
+        <w:t xml:space="preserve">, </w:t>
+      </w:r>
+      <w:r>
+        <w:rPr>
+          <w:rFonts w:ascii="Bookman Old Style" w:hAnsi="Bookman Old Style" w:cs="Arial"/>
+          <w:sz w:val="24"/>
+          <w:szCs w:val="24"/>
+        </w:rPr>
+        <w:t>tahun &lt;&lt;TAHUN_TERBILANG&gt;&gt;</w:t>
+      </w:r>
+      <w:r>
+        <w:rPr>
+          <w:rFonts w:ascii="Bookman Old Style" w:hAnsi="Bookman Old Style" w:cs="Arial"/>
+          <w:sz w:val="24"/>
+          <w:szCs w:val="24"/>
+          <w:lang w:val="en-US"/>
+        </w:rPr>
+        <w:t xml:space="preserve"> </w:t>
+      </w:r>
+      <w:r>
+        <w:rPr>
+          <w:rFonts w:ascii="Bookman Old Style" w:hAnsi="Bookman Old Style" w:cs="Arial"/>
+          <w:noProof/>
+          <w:sz w:val="24"/>
+          <w:szCs w:val="24"/>
+        </w:rPr>
+        <w:t>(&lt;&lt;TANGGAL_BAST&gt;&gt;)</w:t>
+      </w:r>
+      <w:r>
+        <w:rPr>
+          <w:rFonts w:ascii="Bookman Old Style" w:hAnsi="Bookman Old Style" w:cs="Arial"/>
+          <w:sz w:val="24"/>
+          <w:szCs w:val="24"/>
+          <w:lang w:val="en-US"/>
+        </w:rPr>
+        <w:t>,</w:t>
+      </w:r>
+      <w:r>
+        <w:rPr>
+          <w:rFonts w:ascii="Bookman Old Style" w:hAnsi="Bookman Old Style" w:cs="Arial"/>
+          <w:sz w:val="24"/>
+          <w:szCs w:val="24"/>
+        </w:rPr>
+        <w:t xml:space="preserve"> </w:t>
+      </w:r>
+      <w:r>
+        <w:rPr>
+          <w:rFonts w:ascii="Bookman Old Style" w:hAnsi="Bookman Old Style" w:cs="Times New Roman"/>
+          <w:color w:val="000000" w:themeColor="text1"/>
+          <w:sz w:val="24"/>
+          <w:szCs w:val="24"/>
+        </w:rPr>
+        <w:t xml:space="preserve">bertempat di Kantor BPS Kota </w:t>
+      </w:r>
+      <w:r>
+        <w:rPr>
+          <w:rFonts w:ascii="Bookman Old Style" w:hAnsi="Bookman Old Style" w:cs="Times New Roman"/>
+          <w:color w:val="000000" w:themeColor="text1"/>
+          <w:sz w:val="24"/>
+          <w:szCs w:val="24"/>
+          <w:lang w:val="en-US"/>
+        </w:rPr>
+        <w:t>Subulussalam</w:t>
+      </w:r>
+      <w:r>
+        <w:rPr>
+          <w:rFonts w:ascii="Bookman Old Style" w:hAnsi="Bookman Old Style" w:cs="Times New Roman"/>
+          <w:color w:val="000000" w:themeColor="text1"/>
+          <w:sz w:val="24"/>
+          <w:szCs w:val="24"/>
+        </w:rPr>
+        <w:t xml:space="preserve">, </w:t>
+      </w:r>
+      <w:r>
+        <w:rPr>
+          <w:rFonts w:ascii="Bookman Old Style" w:hAnsi="Bookman Old Style" w:cs="Times New Roman"/>
+          <w:color w:val="000000" w:themeColor="text1"/>
+          <w:sz w:val="24"/>
+          <w:szCs w:val="24"/>
+          <w:lang w:val="en-US"/>
+        </w:rPr>
+        <w:t>a</w:t>
+      </w:r>
+      <w:r>
+        <w:rPr>
+          <w:rFonts w:ascii="Bookman Old Style" w:hAnsi="Bookman Old Style" w:cs="Times New Roman"/>
+          <w:color w:val="000000" w:themeColor="text1"/>
+          <w:sz w:val="24"/>
+          <w:szCs w:val="24"/>
+        </w:rPr>
+        <w:t>ntara:</w:t>
+      </w:r>
+    </w:p>
+    <w:p>
+      <w:pPr>
+        <w:pStyle w:val="ListParagraph"/>
+        <w:spacing w:after="0" w:line="240" w:lineRule="auto"/>
+        <w:contextualSpacing w:val="0"/>
+        <w:jc w:val="both"/>
+        <w:rPr>
+          <w:rFonts w:ascii="Bookman Old Style" w:hAnsi="Bookman Old Style" w:cs="Times New Roman"/>
+          <w:color w:val="000000" w:themeColor="text1"/>
+          <w:sz w:val="24"/>
+          <w:szCs w:val="24"/>
+        </w:rPr>
+      </w:pPr>
+      <w:bookmarkStart w:id="0" w:name="_Hlk64274948"/>
+      <w:r>
+        <w:rPr>
+          <w:rFonts w:ascii="Bookman Old Style" w:hAnsi="Bookman Old Style" w:cs="Times New Roman"/>
+          <w:color w:val="000000" w:themeColor="text1"/>
+          <w:sz w:val="24"/>
+          <w:szCs w:val="24"/>
+        </w:rPr>
+        <w:t xml:space="preserve">Nama </w:t>
+      </w:r>
+      <w:r>
+        <w:rPr>
+          <w:rFonts w:ascii="Bookman Old Style" w:hAnsi="Bookman Old Style" w:cs="Times New Roman"/>
+          <w:color w:val="000000" w:themeColor="text1"/>
+          <w:sz w:val="24"/>
+          <w:szCs w:val="24"/>
+        </w:rPr>
+        <w:tab/>
+      </w:r>
+      <w:r>
+        <w:rPr>
+          <w:rFonts w:ascii="Bookman Old Style" w:hAnsi="Bookman Old Style" w:cs="Times New Roman"/>
+          <w:color w:val="000000" w:themeColor="text1"/>
+          <w:sz w:val="24"/>
+          <w:szCs w:val="24"/>
+        </w:rPr>
+        <w:tab/>
+      </w:r>
+      <w:r>
+        <w:rPr>
+          <w:rFonts w:ascii="Bookman Old Style" w:hAnsi="Bookman Old Style" w:cs="Times New Roman"/>
+          <w:color w:val="000000" w:themeColor="text1"/>
+          <w:sz w:val="24"/>
+          <w:szCs w:val="24"/>
+        </w:rPr>
+        <w:tab/>
+      </w:r>
+      <w:r>
+        <w:rPr>
+          <w:rFonts w:ascii="Bookman Old Style" w:hAnsi="Bookman Old Style" w:cs="Times New Roman"/>
+          <w:color w:val="000000" w:themeColor="text1"/>
+          <w:sz w:val="24"/>
+          <w:szCs w:val="24"/>
+        </w:rPr>
+        <w:t>:</w:t>
+      </w:r>
+      <w:r>
+        <w:rPr>
+          <w:rFonts w:ascii="Bookman Old Style" w:hAnsi="Bookman Old Style" w:cs="Times New Roman"/>
+          <w:color w:val="000000" w:themeColor="text1"/>
+          <w:sz w:val="24"/>
+          <w:szCs w:val="24"/>
+        </w:rPr>
+        <w:t>&lt;&lt;NAMA_KETUA_TIM&gt;&gt;</w:t>
+      </w:r>
+    </w:p>
+    <w:p>
+      <w:pPr>
+        <w:pStyle w:val="ListParagraph"/>
+        <w:spacing w:after="0" w:line="240" w:lineRule="auto"/>
+        <w:contextualSpacing w:val="0"/>
+        <w:jc w:val="both"/>
+        <w:rPr>
+          <w:rFonts w:ascii="Bookman Old Style" w:hAnsi="Bookman Old Style" w:cs="Times New Roman"/>
+          <w:color w:val="000000" w:themeColor="text1"/>
+          <w:sz w:val="24"/>
+          <w:szCs w:val="24"/>
+          <w:lang w:val="en-US"/>
+        </w:rPr>
+      </w:pPr>
+      <w:r>
+        <w:rPr>
+          <w:rFonts w:ascii="Bookman Old Style" w:hAnsi="Bookman Old Style" w:cs="Times New Roman"/>
+          <w:color w:val="000000" w:themeColor="text1"/>
+          <w:sz w:val="24"/>
+          <w:szCs w:val="24"/>
+        </w:rPr>
+        <w:t>NIP</w:t>
+      </w:r>
+      <w:r>
+        <w:rPr>
+          <w:rFonts w:ascii="Bookman Old Style" w:hAnsi="Bookman Old Style" w:cs="Times New Roman"/>
+          <w:color w:val="000000" w:themeColor="text1"/>
+          <w:sz w:val="24"/>
+          <w:szCs w:val="24"/>
+        </w:rPr>
+        <w:tab/>
+      </w:r>
+      <w:r>
+        <w:rPr>
+          <w:rFonts w:ascii="Bookman Old Style" w:hAnsi="Bookman Old Style" w:cs="Times New Roman"/>
+          <w:color w:val="000000" w:themeColor="text1"/>
+          <w:sz w:val="24"/>
+          <w:szCs w:val="24"/>
+        </w:rPr>
+        <w:tab/>
+      </w:r>
+      <w:r>
+        <w:rPr>
+          <w:rFonts w:ascii="Bookman Old Style" w:hAnsi="Bookman Old Style" w:cs="Times New Roman"/>
+          <w:color w:val="000000" w:themeColor="text1"/>
+          <w:sz w:val="24"/>
+          <w:szCs w:val="24"/>
+        </w:rPr>
+        <w:tab/>
+      </w:r>
+      <w:r>
+        <w:rPr>
+          <w:rFonts w:ascii="Bookman Old Style" w:hAnsi="Bookman Old Style" w:cs="Times New Roman"/>
+          <w:color w:val="000000" w:themeColor="text1"/>
+          <w:sz w:val="24"/>
+          <w:szCs w:val="24"/>
+        </w:rPr>
+        <w:tab/>
+        <w:t xml:space="preserve">: </w:t>
+      </w:r>
+      <w:r>
+        <w:rPr>
+          <w:rFonts w:ascii="Bookman Old Style" w:hAnsi="Bookman Old Style" w:cs="Times New Roman"/>
+          <w:color w:val="000000" w:themeColor="text1"/>
+          <w:sz w:val="24"/>
+          <w:szCs w:val="24"/>
+          <w:lang w:val="en-US"/>
+        </w:rPr>
+        <w:t>&lt;&lt;NIP_KETUA_TIM&gt;&gt;</w:t>
+      </w:r>
+    </w:p>
+    <w:p>
+      <w:pPr>
+        <w:pStyle w:val="ListParagraph"/>
+        <w:spacing w:after="0" w:line="240" w:lineRule="auto"/>
+        <w:contextualSpacing w:val="0"/>
+        <w:jc w:val="both"/>
+        <w:rPr>
+          <w:rFonts w:ascii="Bookman Old Style" w:hAnsi="Bookman Old Style" w:cs="Times New Roman"/>
+          <w:color w:val="000000" w:themeColor="text1"/>
+          <w:sz w:val="24"/>
+          <w:szCs w:val="24"/>
+        </w:rPr>
+      </w:pPr>
+      <w:r>
+        <w:rPr>
+          <w:rFonts w:ascii="Bookman Old Style" w:hAnsi="Bookman Old Style" w:cs="Times New Roman"/>
+          <w:color w:val="000000" w:themeColor="text1"/>
+          <w:sz w:val="24"/>
+          <w:szCs w:val="24"/>
+        </w:rPr>
+        <w:t>Golongan/Pangkat</w:t>
+      </w:r>
+      <w:r>
+        <w:rPr>
+          <w:rFonts w:ascii="Bookman Old Style" w:hAnsi="Bookman Old Style" w:cs="Times New Roman"/>
+          <w:color w:val="000000" w:themeColor="text1"/>
+          <w:sz w:val="24"/>
+          <w:szCs w:val="24"/>
+        </w:rPr>
+        <w:tab/>
+        <w:t xml:space="preserve">: </w:t>
+      </w:r>
+      <w:r>
+        <w:rPr>
+          <w:rFonts w:ascii="Bookman Old Style" w:hAnsi="Bookman Old Style" w:cs="Times New Roman"/>
+          <w:color w:val="000000" w:themeColor="text1"/>
+          <w:sz w:val="24"/>
+          <w:szCs w:val="24"/>
+        </w:rPr>
+        <w:t>&lt;&lt;GOLONGAN/PANGKAT_KETUA_TIM&gt;&gt;</w:t>
+      </w:r>
+    </w:p>
+    <w:p>
+      <w:pPr>
+        <w:pStyle w:val="ListParagraph"/>
+        <w:tabs>
+          <w:tab w:val="left" w:pos="3598"/>
+          <w:tab w:val="left" w:pos="3686"/>
+        </w:tabs>
+        <w:spacing w:after="0" w:line="240" w:lineRule="auto"/>
+        <w:ind w:left="4320" w:hanging="3600"/>
+        <w:contextualSpacing w:val="0"/>
+        <w:jc w:val="both"/>
+        <w:rPr>
+          <w:rFonts w:ascii="Bookman Old Style" w:hAnsi="Bookman Old Style" w:cs="Times New Roman"/>
+          <w:color w:val="000000" w:themeColor="text1"/>
+          <w:sz w:val="24"/>
+          <w:szCs w:val="24"/>
+          <w:lang w:val="en-US"/>
+        </w:rPr>
+      </w:pPr>
+      <w:r>
+        <w:rPr>
+          <w:rFonts w:ascii="Bookman Old Style" w:hAnsi="Bookman Old Style" w:cs="Times New Roman"/>
+          <w:color w:val="000000" w:themeColor="text1"/>
+          <w:sz w:val="24"/>
+          <w:szCs w:val="24"/>
+        </w:rPr>
+        <w:t xml:space="preserve">Jabatan </w:t>
+      </w:r>
+      <w:r>
+        <w:rPr>
+          <w:rFonts w:ascii="Bookman Old Style" w:hAnsi="Bookman Old Style" w:cs="Times New Roman"/>
+          <w:color w:val="000000" w:themeColor="text1"/>
+          <w:sz w:val="24"/>
+          <w:szCs w:val="24"/>
+        </w:rPr>
+        <w:tab/>
+      </w:r>
+      <w:r>
+        <w:rPr>
+          <w:rFonts w:ascii="Bookman Old Style" w:hAnsi="Bookman Old Style" w:cs="Times New Roman"/>
+          <w:color w:val="000000" w:themeColor="text1"/>
+          <w:sz w:val="24"/>
+          <w:szCs w:val="24"/>
+        </w:rPr>
+        <w:t>:</w:t>
+      </w:r>
+      <w:r>
+        <w:rPr>
+          <w:rFonts w:ascii="Bookman Old Style" w:hAnsi="Bookman Old Style" w:cs="Times New Roman"/>
+          <w:color w:val="000000" w:themeColor="text1"/>
+          <w:sz w:val="24"/>
+          <w:szCs w:val="24"/>
+        </w:rPr>
+        <w:tab/>
+        <w:t xml:space="preserve"> </w:t>
+      </w:r>
+      <w:r>
+        <w:rPr>
+          <w:rFonts w:ascii="Bookman Old Style" w:hAnsi="Bookman Old Style" w:cs="Times New Roman"/>
+          <w:color w:val="000000" w:themeColor="text1"/>
+          <w:sz w:val="24"/>
+          <w:szCs w:val="24"/>
+          <w:lang w:val="en-US"/>
+        </w:rPr>
+        <w:t>&lt;&lt;JABATAN_KETUA_TIM</w:t>
+      </w:r>
+      <w:r>
+        <w:rPr>
+          <w:rFonts w:ascii="Bookman Old Style" w:hAnsi="Bookman Old Style" w:cs="Times New Roman"/>
+          <w:i/>
+          <w:iCs/>
+          <w:color w:val="000000" w:themeColor="text1"/>
+          <w:sz w:val="24"/>
+          <w:szCs w:val="24"/>
+          <w:lang w:val="en-US"/>
+        </w:rPr>
+        <w:t>&gt;&gt;</w:t>
+      </w:r>
+      <w:r>
+        <w:rPr>
+          <w:rFonts w:ascii="Bookman Old Style" w:hAnsi="Bookman Old Style" w:cs="Times New Roman"/>
+          <w:color w:val="000000" w:themeColor="text1"/>
+          <w:sz w:val="24"/>
+          <w:szCs w:val="24"/>
+          <w:lang w:val="en-US"/>
+        </w:rPr>
+        <w:t xml:space="preserve"> BPS Kota Subulussalam</w:t>
+      </w:r>
+    </w:p>
+    <w:p>
+      <w:pPr>
+        <w:pStyle w:val="ListParagraph"/>
+        <w:tabs>
+          <w:tab w:val="left" w:pos="3598"/>
+        </w:tabs>
+        <w:spacing w:after="0" w:line="240" w:lineRule="auto"/>
+        <w:ind w:left="3839" w:hanging="3119"/>
+        <w:contextualSpacing w:val="0"/>
+        <w:jc w:val="both"/>
+        <w:rPr>
+          <w:rFonts w:ascii="Bookman Old Style" w:hAnsi="Bookman Old Style" w:cs="Times New Roman"/>
+          <w:color w:val="000000" w:themeColor="text1"/>
+          <w:sz w:val="24"/>
+          <w:szCs w:val="24"/>
+        </w:rPr>
+      </w:pPr>
+    </w:p>
+    <w:p>
+      <w:pPr>
+        <w:pStyle w:val="ListParagraph"/>
+        <w:tabs>
+          <w:tab w:val="left" w:pos="3598"/>
+        </w:tabs>
+        <w:spacing w:after="240" w:line="240" w:lineRule="auto"/>
+        <w:ind w:left="3839" w:hanging="3119"/>
+        <w:contextualSpacing w:val="0"/>
+        <w:jc w:val="both"/>
+        <w:rPr>
+          <w:rFonts w:ascii="Bookman Old Style" w:hAnsi="Bookman Old Style" w:cs="Times New Roman"/>
+          <w:color w:val="000000" w:themeColor="text1"/>
+          <w:sz w:val="24"/>
+          <w:szCs w:val="24"/>
+        </w:rPr>
+      </w:pPr>
+      <w:r>
+        <w:rPr>
+          <w:rFonts w:ascii="Bookman Old Style" w:hAnsi="Bookman Old Style" w:cs="Times New Roman"/>
+          <w:color w:val="000000" w:themeColor="text1"/>
+          <w:sz w:val="24"/>
+          <w:szCs w:val="24"/>
+        </w:rPr>
+        <w:t>selanjutny</w:t>
+      </w:r>
+      <w:r>
+        <w:rPr>
+          <w:rFonts w:ascii="Bookman Old Style" w:hAnsi="Bookman Old Style" w:cs="Times New Roman"/>
+          <w:color w:val="000000" w:themeColor="text1"/>
+          <w:sz w:val="24"/>
+          <w:szCs w:val="24"/>
+        </w:rPr>
+        <w:t>a disebut sebagai </w:t>
+      </w:r>
+      <w:r>
+        <w:rPr>
+          <w:rFonts w:ascii="Bookman Old Style" w:hAnsi="Bookman Old Style" w:cs="Times New Roman"/>
+          <w:b/>
+          <w:sz w:val="24"/>
+          <w:szCs w:val="24"/>
+        </w:rPr>
+        <w:t>PIHAK PERTAMA</w:t>
+      </w:r>
+      <w:r>
+        <w:rPr>
+          <w:rFonts w:ascii="Bookman Old Style" w:hAnsi="Bookman Old Style" w:cs="Times New Roman"/>
+          <w:sz w:val="24"/>
+          <w:szCs w:val="24"/>
+        </w:rPr>
+        <w:t/>
+      </w:r>
+      <w:r>
+        <w:rPr>
+          <w:rFonts w:ascii="Bookman Old Style" w:hAnsi="Bookman Old Style" w:cs="Times New Roman"/>
+          <w:color w:val="000000" w:themeColor="text1"/>
+          <w:sz w:val="24"/>
+          <w:szCs w:val="24"/>
+          <w:lang w:val="en-US"/>
+        </w:rPr>
+        <w:t>.</w:t>
+      </w:r>
+    </w:p>
+    <w:p>
+      <w:pPr>
+        <w:pStyle w:val="ListParagraph"/>
+        <w:tabs>
+          <w:tab w:val="left" w:pos="3598"/>
+        </w:tabs>
+        <w:spacing w:after="0" w:line="240" w:lineRule="auto"/>
+        <w:ind w:left="3839" w:hanging="3119"/>
+        <w:contextualSpacing w:val="0"/>
+        <w:jc w:val="both"/>
+        <w:rPr>
+          <w:rFonts w:ascii="Bookman Old Style" w:hAnsi="Bookman Old Style" w:cs="Times New Roman"/>
+          <w:color w:val="000000" w:themeColor="text1"/>
+          <w:sz w:val="24"/>
+          <w:szCs w:val="24"/>
+        </w:rPr>
+      </w:pPr>
+      <w:r>
+        <w:rPr>
+          <w:rFonts w:ascii="Bookman Old Style" w:hAnsi="Bookman Old Style" w:cs="Times New Roman"/>
+          <w:color w:val="000000" w:themeColor="text1"/>
+          <w:sz w:val="24"/>
+          <w:szCs w:val="24"/>
+        </w:rPr>
+        <w:t xml:space="preserve">Nama </w:t>
+      </w:r>
+      <w:r>
+        <w:rPr>
+          <w:rFonts w:ascii="Bookman Old Style" w:hAnsi="Bookman Old Style" w:cs="Times New Roman"/>
+          <w:color w:val="000000" w:themeColor="text1"/>
+          <w:sz w:val="24"/>
+          <w:szCs w:val="24"/>
+        </w:rPr>
+        <w:tab/>
+      </w:r>
+      <w:r>
+        <w:rPr>
+          <w:rFonts w:ascii="Bookman Old Style" w:hAnsi="Bookman Old Style" w:cs="Times New Roman"/>
+          <w:color w:val="000000" w:themeColor="text1"/>
+          <w:sz w:val="24"/>
+          <w:szCs w:val="24"/>
+        </w:rPr>
+        <w:t>:</w:t>
+      </w:r>
+      <w:r>
+        <w:rPr>
+          <w:rFonts w:ascii="Bookman Old Style" w:hAnsi="Bookman Old Style" w:cs="Times New Roman"/>
+          <w:color w:val="000000" w:themeColor="text1"/>
+          <w:sz w:val="24"/>
+          <w:szCs w:val="24"/>
+        </w:rPr>
+        <w:t>&lt;&lt;NAMA_PPK&gt;&gt;</w:t>
+      </w:r>
+    </w:p>
+    <w:p>
+      <w:pPr>
+        <w:pStyle w:val="ListParagraph"/>
+        <w:tabs>
+          <w:tab w:val="left" w:pos="3598"/>
+        </w:tabs>
+        <w:spacing w:after="0" w:line="240" w:lineRule="auto"/>
+        <w:ind w:left="3839" w:hanging="3119"/>
+        <w:contextualSpacing w:val="0"/>
+        <w:jc w:val="both"/>
+        <w:rPr>
+          <w:rFonts w:ascii="Bookman Old Style" w:hAnsi="Bookman Old Style" w:cs="Times New Roman"/>
+          <w:color w:val="000000" w:themeColor="text1"/>
+          <w:sz w:val="24"/>
+          <w:szCs w:val="24"/>
+        </w:rPr>
+      </w:pPr>
+      <w:r>
+        <w:rPr>
+          <w:rFonts w:ascii="Bookman Old Style" w:hAnsi="Bookman Old Style" w:cs="Times New Roman"/>
+          <w:color w:val="000000" w:themeColor="text1"/>
+          <w:sz w:val="24"/>
+          <w:szCs w:val="24"/>
+        </w:rPr>
+        <w:t>NIP</w:t>
+      </w:r>
+      <w:r>
+        <w:rPr>
+          <w:rFonts w:ascii="Bookman Old Style" w:hAnsi="Bookman Old Style" w:cs="Times New Roman"/>
+          <w:color w:val="000000" w:themeColor="text1"/>
+          <w:sz w:val="24"/>
+          <w:szCs w:val="24"/>
+        </w:rPr>
+        <w:tab/>
+        <w:t xml:space="preserve">: </w:t>
+      </w:r>
+      <w:r>
+        <w:rPr>
+          <w:rFonts w:ascii="Bookman Old Style" w:hAnsi="Bookman Old Style" w:cs="Times New Roman"/>
+          <w:color w:val="000000" w:themeColor="text1"/>
+          <w:sz w:val="24"/>
+          <w:szCs w:val="24"/>
+        </w:rPr>
+        <w:t>&lt;&lt;NIP_PPK&gt;&gt;</w:t>
+      </w:r>
+    </w:p>
+    <w:p>
+      <w:pPr>
+        <w:pStyle w:val="ListParagraph"/>
+        <w:tabs>
+          <w:tab w:val="left" w:pos="3598"/>
+        </w:tabs>
+        <w:spacing w:after="0" w:line="240" w:lineRule="auto"/>
+        <w:ind w:left="3839" w:hanging="3119"/>
+        <w:contextualSpacing w:val="0"/>
+        <w:jc w:val="both"/>
+        <w:rPr>
+          <w:rFonts w:ascii="Bookman Old Style" w:hAnsi="Bookman Old Style" w:cs="Times New Roman"/>
+          <w:color w:val="000000" w:themeColor="text1"/>
+          <w:sz w:val="24"/>
+          <w:szCs w:val="24"/>
+        </w:rPr>
+      </w:pPr>
+      <w:r>
+        <w:rPr>
+          <w:rFonts w:ascii="Bookman Old Style" w:hAnsi="Bookman Old Style" w:cs="Times New Roman"/>
+          <w:color w:val="000000" w:themeColor="text1"/>
+          <w:sz w:val="24"/>
+          <w:szCs w:val="24"/>
+        </w:rPr>
+        <w:t>Golongan/Pangkat</w:t>
+      </w:r>
+      <w:r>
+        <w:rPr>
+          <w:rFonts w:ascii="Bookman Old Style" w:hAnsi="Bookman Old Style" w:cs="Times New Roman"/>
+          <w:color w:val="000000" w:themeColor="text1"/>
+          <w:sz w:val="24"/>
+          <w:szCs w:val="24"/>
+        </w:rPr>
+        <w:tab/>
+        <w:t xml:space="preserve">: </w:t>
+      </w:r>
+      <w:r>
+        <w:rPr>
+          <w:rFonts w:ascii="Bookman Old Style" w:hAnsi="Bookman Old Style" w:cs="Times New Roman"/>
+          <w:color w:val="000000" w:themeColor="text1"/>
+          <w:sz w:val="24"/>
+          <w:szCs w:val="24"/>
+        </w:rPr>
+        <w:t>&lt;&lt;GOLONGAN/PANGKAT_PPK&gt;&gt;</w:t>
+      </w:r>
+    </w:p>
+    <w:p>
+      <w:pPr>
+        <w:spacing w:after="0" w:line="240" w:lineRule="auto"/>
+        <w:jc w:val="both"/>
+        <w:rPr>
+          <w:rFonts w:ascii="Bookman Old Style" w:hAnsi="Bookman Old Style"/>
+          <w:color w:val="000000" w:themeColor="text1"/>
+          <w:sz w:val="24"/>
+          <w:szCs w:val="24"/>
+          <w:lang w:val="en-US"/>
+        </w:rPr>
+      </w:pPr>
+      <w:r>
+        <w:rPr>
+          <w:rFonts w:ascii="Bookman Old Style" w:hAnsi="Bookman Old Style"/>
+          <w:color w:val="000000" w:themeColor="text1"/>
+          <w:sz w:val="24"/>
+          <w:szCs w:val="24"/>
+        </w:rPr>
+        <w:tab/>
+        <w:t>Jabatan</w:t>
+      </w:r>
+      <w:r>
+        <w:rPr>
+          <w:rFonts w:ascii="Bookman Old Style" w:hAnsi="Bookman Old Style"/>
+          <w:color w:val="000000" w:themeColor="text1"/>
+          <w:sz w:val="24"/>
+          <w:szCs w:val="24"/>
+        </w:rPr>
+        <w:tab/>
+      </w:r>
+      <w:r>
+        <w:rPr>
+          <w:rFonts w:ascii="Bookman Old Style" w:hAnsi="Bookman Old Style"/>
+          <w:color w:val="000000" w:themeColor="text1"/>
+          <w:sz w:val="24"/>
+          <w:szCs w:val="24"/>
+        </w:rPr>
+        <w:tab/>
+      </w:r>
+      <w:r>
+        <w:rPr>
+          <w:rFonts w:ascii="Bookman Old Style" w:hAnsi="Bookman Old Style"/>
+          <w:color w:val="000000" w:themeColor="text1"/>
+          <w:sz w:val="24"/>
+          <w:szCs w:val="24"/>
+        </w:rPr>
+        <w:tab/>
+        <w:t>: Pejabat Pembuat Komitmen</w:t>
+      </w:r>
+      <w:r>
+        <w:rPr>
+          <w:rFonts w:ascii="Bookman Old Style" w:hAnsi="Bookman Old Style"/>
+          <w:color w:val="000000" w:themeColor="text1"/>
+          <w:sz w:val="24"/>
+          <w:szCs w:val="24"/>
+          <w:lang w:val="en-US"/>
+        </w:rPr>
+        <w:t xml:space="preserve"> BPS Kota Subulussalam</w:t>
+      </w:r>
+    </w:p>
+    <w:p>
+      <w:pPr>
+        <w:spacing w:after="0" w:line="240" w:lineRule="auto"/>
+        <w:jc w:val="both"/>
+        <w:rPr>
+          <w:rFonts w:ascii="Bookman Old Style" w:hAnsi="Bookman Old Style"/>
+          <w:color w:val="000000" w:themeColor="text1"/>
+          <w:sz w:val="24"/>
+          <w:szCs w:val="24"/>
+        </w:rPr>
+      </w:pPr>
+    </w:p>
+    <w:bookmarkEnd w:id="0"/>
+    <w:p>
+      <w:pPr>
+        <w:pStyle w:val="ListParagraph"/>
+        <w:tabs>
+          <w:tab w:val="left" w:pos="3598"/>
+        </w:tabs>
+        <w:spacing w:after="0" w:line="240" w:lineRule="auto"/>
+        <w:ind w:left="3782" w:hanging="3062"/>
+        <w:contextualSpacing w:val="0"/>
+        <w:jc w:val="both"/>
+        <w:rPr>
+          <w:rFonts w:ascii="Bookman Old Style" w:hAnsi="Bookman Old Style" w:cs="Times New Roman"/>
+          <w:color w:val="000000" w:themeColor="text1"/>
+          <w:sz w:val="24"/>
+          <w:szCs w:val="24"/>
+        </w:rPr>
+      </w:pPr>
+      <w:r>
+        <w:rPr>
+          <w:rFonts w:ascii="Bookman Old Style" w:hAnsi="Bookman Old Style" w:cs="Times New Roman"/>
+          <w:color w:val="000000" w:themeColor="text1"/>
+          <w:sz w:val="24"/>
+          <w:szCs w:val="24"/>
+        </w:rPr>
+        <w:t xml:space="preserve">selanjutnya disebut sebagai </w:t>
+      </w:r>
+      <w:r>
+        <w:rPr>
+          <w:rFonts w:ascii="Bookman Old Style" w:hAnsi="Bookman Old Style" w:cs="Times New Roman"/>
+          <w:color w:val="000000" w:themeColor="text1"/>
+          <w:sz w:val="24"/>
+          <w:szCs w:val="24"/>
+        </w:rPr>
+        <w:t/>
+      </w:r>
+      <w:r>
+        <w:rPr>
+          <w:rFonts w:ascii="Bookman Old Style" w:hAnsi="Bookman Old Style" w:cs="Times New Roman"/>
+          <w:b/>
+          <w:sz w:val="24"/>
+          <w:szCs w:val="24"/>
+        </w:rPr>
+        <w:t>PIHAK KEDUA</w:t>
+      </w:r>
+      <w:r>
+        <w:rPr>
+          <w:rFonts w:ascii="Bookman Old Style" w:hAnsi="Bookman Old Style" w:cs="Times New Roman"/>
+          <w:sz w:val="24"/>
+          <w:szCs w:val="24"/>
+        </w:rPr>
+        <w:t/>
+      </w:r>
+      <w:r>
+        <w:rPr>
+          <w:rFonts w:ascii="Bookman Old Style" w:hAnsi="Bookman Old Style" w:cs="Times New Roman"/>
+          <w:color w:val="000000" w:themeColor="text1"/>
+          <w:sz w:val="24"/>
+          <w:szCs w:val="24"/>
+        </w:rPr>
+        <w:t>.</w:t>
+      </w:r>
+      <w:r>
+        <w:rPr>
+          <w:rFonts w:ascii="Bookman Old Style" w:hAnsi="Bookman Old Style" w:cs="Times New Roman"/>
+          <w:color w:val="000000" w:themeColor="text1"/>
+          <w:sz w:val="24"/>
+          <w:szCs w:val="24"/>
+        </w:rPr>
+        <w:t xml:space="preserve"> </w:t>
+      </w:r>
+    </w:p>
+    <w:p>
+      <w:pPr>
+        <w:pStyle w:val="ListParagraph"/>
+        <w:tabs>
+          <w:tab w:val="left" w:pos="3598"/>
+        </w:tabs>
+        <w:spacing w:after="0" w:line="240" w:lineRule="auto"/>
+        <w:ind w:left="3782" w:hanging="3062"/>
+        <w:contextualSpacing w:val="0"/>
+        <w:jc w:val="both"/>
+        <w:rPr>
+          <w:rFonts w:ascii="Bookman Old Style" w:hAnsi="Bookman Old Style" w:cs="Times New Roman"/>
+          <w:color w:val="000000" w:themeColor="text1"/>
+          <w:sz w:val="24"/>
+          <w:szCs w:val="24"/>
+        </w:rPr>
+      </w:pPr>
+    </w:p>
+    <w:p>
+      <w:pPr>
+        <w:tabs>
+          <w:tab w:val="left" w:pos="3598"/>
+        </w:tabs>
+        <w:spacing w:after="0" w:line="240" w:lineRule="auto"/>
+        <w:jc w:val="both"/>
+        <w:rPr>
+          <w:rFonts w:ascii="Bookman Old Style" w:hAnsi="Bookman Old Style" w:cs="Times New Roman"/>
+          <w:color w:val="000000" w:themeColor="text1"/>
+          <w:sz w:val="24"/>
+          <w:szCs w:val="24"/>
+        </w:rPr>
+      </w:pPr>
+      <w:r>
+        <w:rPr>
+          <w:rFonts w:ascii="Bookman Old Style" w:hAnsi="Bookman Old Style" w:cs="Times New Roman"/>
+          <w:color w:val="000000" w:themeColor="text1"/>
+          <w:sz w:val="24"/>
+          <w:szCs w:val="24"/>
+        </w:rPr>
+        <w:t>Telah bersepakat untuk menyelesaikan administrasi dalam rangka kegiatan</w:t>
+      </w:r>
+      <w:r>
+        <w:rPr>
+          <w:rFonts w:ascii="Bookman Old Style" w:hAnsi="Bookman Old Style" w:cs="Times New Roman"/>
+          <w:color w:val="000000" w:themeColor="text1"/>
+          <w:sz w:val="24"/>
+          <w:szCs w:val="24"/>
+          <w:lang w:val="en-US"/>
+        </w:rPr>
+        <w:t xml:space="preserve"> </w:t>
+      </w:r>
+      <w:r>
+        <w:rPr>
+          <w:rFonts w:ascii="Bookman Old Style" w:hAnsi="Bookman Old Style" w:cs="Times New Roman"/>
+          <w:color w:val="000000" w:themeColor="text1"/>
+          <w:sz w:val="24"/>
+          <w:szCs w:val="24"/>
+          <w:lang w:val="en-US"/>
+        </w:rPr>
+        <w:t>&lt;&lt;URAIAN_PEKERJAAN&gt;&gt;</w:t>
+      </w:r>
+      <w:r>
+        <w:rPr>
+          <w:rFonts w:ascii="Bookman Old Style" w:hAnsi="Bookman Old Style" w:cs="Times New Roman"/>
+          <w:color w:val="000000" w:themeColor="text1"/>
+          <w:sz w:val="24"/>
+          <w:szCs w:val="24"/>
+        </w:rPr>
+        <w:t xml:space="preserve"> </w:t>
+      </w:r>
+      <w:r>
+        <w:rPr>
+          <w:rFonts w:ascii="Bookman Old Style" w:hAnsi="Bookman Old Style" w:cs="Times New Roman"/>
+          <w:color w:val="000000" w:themeColor="text1"/>
+          <w:sz w:val="24"/>
+          <w:szCs w:val="24"/>
+        </w:rPr>
+        <w:t>dengan ketentuan:</w:t>
+      </w:r>
+    </w:p>
+    <w:p>
+      <w:pPr>
+        <w:tabs>
+          <w:tab w:val="left" w:pos="3598"/>
+        </w:tabs>
+        <w:spacing w:after="0" w:line="240" w:lineRule="auto"/>
+        <w:jc w:val="both"/>
+        <w:rPr>
+          <w:rFonts w:ascii="Bookman Old Style" w:hAnsi="Bookman Old Style" w:cs="Times New Roman"/>
+          <w:color w:val="000000" w:themeColor="text1"/>
+          <w:sz w:val="24"/>
+          <w:szCs w:val="24"/>
+        </w:rPr>
+      </w:pPr>
+    </w:p>
+    <w:p>
+      <w:pPr>
+        <w:pStyle w:val="ListParagraph"/>
+        <w:numPr>
+          <w:ilvl w:val="0"/>
+          <w:numId w:val="6"/>
+        </w:numPr>
+        <w:jc w:val="both"/>
+        <w:rPr>
+          <w:rFonts w:ascii="Bookman Old Style" w:hAnsi="Bookman Old Style" w:cs="Times New Roman"/>
+          <w:color w:val="000000" w:themeColor="text1"/>
+          <w:sz w:val="24"/>
+          <w:szCs w:val="24"/>
+        </w:rPr>
+      </w:pPr>
+      <w:r>
+        <w:rPr>
+          <w:rFonts w:ascii="Bookman Old Style" w:hAnsi="Bookman Old Style" w:cs="Times New Roman"/>
+          <w:color w:val="000000" w:themeColor="text1"/>
+          <w:sz w:val="24"/>
+          <w:szCs w:val="24"/>
+        </w:rPr>
+        <w:t>PIHAK PERTAMA menyatakan bahwa pekerjaan yang menjadi tanggung jawab dan wewenangnya telah dilaksanakan dengan baik sesuai d</w:t>
+      </w:r>
+      <w:r>
+        <w:rPr>
+          <w:rFonts w:ascii="Bookman Old Style" w:hAnsi="Bookman Old Style" w:cs="Times New Roman"/>
+          <w:color w:val="000000" w:themeColor="text1"/>
+          <w:sz w:val="24"/>
+          <w:szCs w:val="24"/>
+        </w:rPr>
+        <w:t>engan prosedur yang berlaku;</w:t>
+      </w:r>
+    </w:p>
+    <w:p>
+      <w:pPr>
+        <w:pStyle w:val="ListParagraph"/>
+        <w:numPr>
+          <w:ilvl w:val="0"/>
+          <w:numId w:val="6"/>
+        </w:numPr>
+        <w:jc w:val="both"/>
+        <w:rPr>
+          <w:rFonts w:ascii="Bookman Old Style" w:hAnsi="Bookman Old Style" w:cs="Times New Roman"/>
+          <w:color w:val="000000" w:themeColor="text1"/>
+          <w:sz w:val="24"/>
+          <w:szCs w:val="24"/>
+        </w:rPr>
+      </w:pPr>
+      <w:r>
+        <w:rPr>
+          <w:rFonts w:ascii="Bookman Old Style" w:hAnsi="Bookman Old Style" w:cs="Times New Roman"/>
+          <w:color w:val="000000" w:themeColor="text1"/>
+          <w:sz w:val="24"/>
+          <w:szCs w:val="24"/>
+        </w:rPr>
+        <w:t xml:space="preserve">PIHAK PERTAMA menyerahkan nama-nama petugas </w:t>
+      </w:r>
+      <w:r>
+        <w:rPr>
+          <w:rFonts w:ascii="Bookman Old Style" w:hAnsi="Bookman Old Style" w:cs="Times New Roman"/>
+          <w:color w:val="000000" w:themeColor="text1"/>
+          <w:sz w:val="24"/>
+          <w:szCs w:val="24"/>
+        </w:rPr>
+        <w:t xml:space="preserve">pendataan </w:t>
+      </w:r>
+      <w:r>
+        <w:rPr>
+          <w:rFonts w:ascii="Bookman Old Style" w:hAnsi="Bookman Old Style" w:cs="Times New Roman"/>
+          <w:color w:val="000000" w:themeColor="text1"/>
+          <w:sz w:val="24"/>
+          <w:szCs w:val="24"/>
+        </w:rPr>
+        <w:t>lapangan sesuai dengan jabatan dan wilayah t</w:t>
+      </w:r>
+      <w:r>
+        <w:rPr>
+          <w:rFonts w:ascii="Bookman Old Style" w:hAnsi="Bookman Old Style" w:cs="Times New Roman"/>
+          <w:color w:val="000000" w:themeColor="text1"/>
+          <w:sz w:val="24"/>
+          <w:szCs w:val="24"/>
+        </w:rPr>
+        <w:t xml:space="preserve">ugasnya dalam kegiatan </w:t>
+      </w:r>
+      <w:r>
+        <w:rPr>
+          <w:rFonts w:ascii="Bookman Old Style" w:hAnsi="Bookman Old Style" w:cs="Times New Roman"/>
+          <w:color w:val="000000" w:themeColor="text1"/>
+          <w:sz w:val="24"/>
+          <w:szCs w:val="24"/>
+          <w:lang w:val="en-US"/>
+        </w:rPr>
+        <w:t>&lt;&lt;URAIAN_PEKERJAAN&gt;&gt;</w:t>
+      </w:r>
+      <w:r>
+        <w:rPr>
+          <w:rFonts w:ascii="Bookman Old Style" w:hAnsi="Bookman Old Style" w:cs="Times New Roman"/>
+          <w:color w:val="000000" w:themeColor="text1"/>
+          <w:sz w:val="24"/>
+          <w:szCs w:val="24"/>
+        </w:rPr>
+        <w:t>;</w:t>
+      </w:r>
+    </w:p>
+    <w:p>
+      <w:pPr>
+        <w:pStyle w:val="ListParagraph"/>
+        <w:numPr>
+          <w:ilvl w:val="0"/>
+          <w:numId w:val="6"/>
+        </w:numPr>
+        <w:jc w:val="both"/>
+        <w:rPr>
+          <w:rFonts w:ascii="Bookman Old Style" w:hAnsi="Bookman Old Style" w:cs="Times New Roman"/>
+          <w:color w:val="000000" w:themeColor="text1"/>
+          <w:sz w:val="24"/>
+          <w:szCs w:val="24"/>
+        </w:rPr>
+      </w:pPr>
+      <w:r>
+        <w:rPr>
+          <w:rFonts w:ascii="Bookman Old Style" w:hAnsi="Bookman Old Style" w:cs="Times New Roman"/>
+          <w:color w:val="000000" w:themeColor="text1"/>
+          <w:sz w:val="24"/>
+          <w:szCs w:val="24"/>
+        </w:rPr>
+        <w:t>PIHAK KEDUA setelah menerima dokumen administrasi pendukung dari pihak pertama dinyatakan lengkap maka akan segera membuat dan melunasi hak-hak petugas.</w:t>
+      </w:r>
+    </w:p>
+    <w:p>
+      <w:pPr>
+        <w:spacing w:after="0" w:line="240" w:lineRule="auto"/>
+        <w:ind w:left="720" w:firstLine="720"/>
+        <w:jc w:val="both"/>
+        <w:rPr>
+          <w:rFonts w:ascii="Bookman Old Style" w:hAnsi="Bookman Old Style" w:cs="Times New Roman"/>
+          <w:color w:val="000000" w:themeColor="text1"/>
+          <w:sz w:val="24"/>
+          <w:szCs w:val="24"/>
+          <w:lang w:val="en-US"/>
+        </w:rPr>
+      </w:pPr>
+      <w:r>
+        <w:rPr>
+          <w:rFonts w:ascii="Bookman Old Style" w:hAnsi="Bookman Old Style" w:cs="Times New Roman"/>
+          <w:color w:val="000000" w:themeColor="text1"/>
+          <w:sz w:val="24"/>
+          <w:szCs w:val="24"/>
+        </w:rPr>
+        <w:t xml:space="preserve">Demikian Berita Acara ini dibuat </w:t>
+      </w:r>
+      <w:r>
+        <w:rPr>
+          <w:rFonts w:ascii="Bookman Old Style" w:hAnsi="Bookman Old Style" w:cs="Times New Roman"/>
+          <w:color w:val="000000" w:themeColor="text1"/>
+          <w:sz w:val="24"/>
+          <w:szCs w:val="24"/>
+        </w:rPr>
+        <w:t xml:space="preserve">sebagai </w:t>
+      </w:r>
+      <w:r>
+        <w:rPr>
+          <w:rFonts w:ascii="Bookman Old Style" w:hAnsi="Bookman Old Style" w:cs="Times New Roman"/>
+          <w:color w:val="000000" w:themeColor="text1"/>
+          <w:sz w:val="24"/>
+          <w:szCs w:val="24"/>
+        </w:rPr>
+        <w:t>bentuk tanggung</w:t>
+      </w:r>
+      <w:r>
+        <w:rPr>
+          <w:rFonts w:ascii="Bookman Old Style" w:hAnsi="Bookman Old Style" w:cs="Times New Roman"/>
+          <w:color w:val="000000" w:themeColor="text1"/>
+          <w:sz w:val="24"/>
+          <w:szCs w:val="24"/>
+          <w:lang w:val="en-US"/>
+        </w:rPr>
+        <w:t xml:space="preserve"> </w:t>
+      </w:r>
+      <w:r>
+        <w:rPr>
+          <w:rFonts w:ascii="Bookman Old Style" w:hAnsi="Bookman Old Style" w:cs="Times New Roman"/>
+          <w:color w:val="000000" w:themeColor="text1"/>
+          <w:sz w:val="24"/>
+          <w:szCs w:val="24"/>
+        </w:rPr>
+        <w:t>jawab masing-masi</w:t>
+      </w:r>
+      <w:r>
+        <w:rPr>
+          <w:rFonts w:ascii="Bookman Old Style" w:hAnsi="Bookman Old Style" w:cs="Times New Roman"/>
+          <w:color w:val="000000" w:themeColor="text1"/>
+          <w:sz w:val="24"/>
+          <w:szCs w:val="24"/>
+        </w:rPr>
+        <w:t>ng pihak dalam rangka kegia</w:t>
+      </w:r>
+      <w:r>
+        <w:rPr>
+          <w:rFonts w:ascii="Bookman Old Style" w:hAnsi="Bookman Old Style" w:cs="Times New Roman"/>
+          <w:color w:val="000000" w:themeColor="text1"/>
+          <w:sz w:val="24"/>
+          <w:szCs w:val="24"/>
+          <w:lang w:val="en-US"/>
+        </w:rPr>
+        <w:t xml:space="preserve">tan </w:t>
+      </w:r>
+      <w:r>
+        <w:rPr>
+          <w:rFonts w:ascii="Bookman Old Style" w:hAnsi="Bookman Old Style" w:cs="Times New Roman"/>
+          <w:color w:val="000000" w:themeColor="text1"/>
+          <w:sz w:val="24"/>
+          <w:szCs w:val="24"/>
+          <w:lang w:val="en-US"/>
+        </w:rPr>
+        <w:t>&lt;&lt;URAIAN_PEKERJAAN&gt;&gt;</w:t>
+      </w:r>
+      <w:r>
+        <w:rPr>
+          <w:rFonts w:ascii="Bookman Old Style" w:hAnsi="Bookman Old Style" w:cs="Times New Roman"/>
+          <w:color w:val="000000" w:themeColor="text1"/>
+          <w:sz w:val="24"/>
+          <w:szCs w:val="24"/>
+          <w:lang w:val="en-US"/>
+        </w:rPr>
+        <w:t>.</w:t>
+      </w:r>
+    </w:p>
+    <w:p>
+      <w:pPr>
+        <w:spacing w:after="0" w:line="240" w:lineRule="auto"/>
+        <w:jc w:val="both"/>
+        <w:rPr>
+          <w:rFonts w:ascii="Bookman Old Style" w:hAnsi="Bookman Old Style" w:cs="Times New Roman"/>
+          <w:color w:val="000000" w:themeColor="text1"/>
+          <w:sz w:val="24"/>
+          <w:szCs w:val="24"/>
+        </w:rPr>
+      </w:pPr>
+    </w:p>
+    <w:p>
+      <w:pPr>
+        <w:spacing w:after="0" w:line="240" w:lineRule="auto"/>
+        <w:jc w:val="both"/>
+        <w:rPr>
+          <w:rFonts w:ascii="Bookman Old Style" w:hAnsi="Bookman Old Style" w:cs="Times New Roman"/>
+          <w:color w:val="000000" w:themeColor="text1"/>
+          <w:sz w:val="24"/>
+          <w:szCs w:val="24"/>
+        </w:rPr>
+      </w:pPr>
+    </w:p>
+    <w:p>
+      <w:pPr>
+        <w:spacing w:after="0" w:line="240" w:lineRule="auto"/>
+        <w:jc w:val="both"/>
+        <w:rPr>
+          <w:rFonts w:ascii="Bookman Old Style" w:hAnsi="Bookman Old Style" w:cs="Times New Roman"/>
+          <w:color w:val="000000" w:themeColor="text1"/>
+          <w:sz w:val="24"/>
+          <w:szCs w:val="24"/>
+        </w:rPr>
+      </w:pPr>
+    </w:p>
+    <w:tbl>
+      <w:tblPr>
+        <w:tblStyle w:val="TableGrid"/>
+        <w:tblW w:w="0" w:type="auto"/>
+        <w:jc w:val="center"/>
+        <w:tblBorders>
+          <w:top w:val="none" w:sz="0" w:space="0" w:color="auto"/>
+          <w:left w:val="none" w:sz="0" w:space="0" w:color="auto"/>
+          <w:bottom w:val="none" w:sz="0" w:space="0" w:color="auto"/>
+          <w:right w:val="none" w:sz="0" w:space="0" w:color="auto"/>
+          <w:insideH w:val="none" w:sz="0" w:space="0" w:color="auto"/>
+          <w:insideV w:val="none" w:sz="0" w:space="0" w:color="auto"/>
+        </w:tblBorders>
+        <w:tblLayout w:type="fixed"/>
+        <w:tblLook w:val="04A0" w:firstRow="1" w:lastRow="0" w:firstColumn="1" w:lastColumn="0" w:noHBand="0" w:noVBand="1"/>
+      </w:tblPr>
+      <w:tblGrid>
+        <w:gridCol w:w="5305"/>
+        <w:gridCol w:w="5151"/>
+      </w:tblGrid>
+      <w:tr>
+        <w:trPr>
+          <w:trHeight w:val="2349"/>
+          <w:jc w:val="center"/>
+        </w:trPr>
+        <w:tc>
+          <w:tcPr>
+            <w:tcW w:w="5305" w:type="dxa"/>
+          </w:tcPr>
+          <w:p>
+            <w:pPr>
+              <w:jc w:val="center"/>
+              <w:rPr>
+                <w:b/>
+                <w:rFonts w:ascii="Bookman Old Style" w:hAnsi="Bookman Old Style" w:cs="Times New Roman"/>
+                <w:color w:val="000000" w:themeColor="text1"/>
+                <w:sz w:val="24"/>
+                <w:szCs w:val="24"/>
+              </w:rPr>
+            </w:pPr>
+            <w:r>
+              <w:rPr>
+                <w:b/>
+                <w:rFonts w:ascii="Bookman Old Style" w:hAnsi="Bookman Old Style" w:cs="Times New Roman"/>
+                <w:color w:val="000000" w:themeColor="text1"/>
+                <w:sz w:val="24"/>
+                <w:szCs w:val="24"/>
+                <w:lang w:val="en-ID"/>
+              </w:rPr>
+              <w:t xml:space="preserve">PIHAK </w:t>
+            </w:r>
+            <w:r>
+              <w:rPr>
+                <w:b/>
+                <w:rFonts w:ascii="Bookman Old Style" w:hAnsi="Bookman Old Style" w:cs="Times New Roman"/>
+                <w:color w:val="000000" w:themeColor="text1"/>
+                <w:sz w:val="24"/>
+                <w:szCs w:val="24"/>
+              </w:rPr>
+              <w:t>PERTAMA</w:t>
+            </w:r>
+          </w:p>
+          <w:p>
+            <w:pPr>
+              <w:jc w:val="center"/>
+              <w:rPr>
+                <w:rFonts w:ascii="Bookman Old Style" w:hAnsi="Bookman Old Style" w:cs="Times New Roman"/>
+                <w:color w:val="000000" w:themeColor="text1"/>
+                <w:sz w:val="24"/>
+                <w:szCs w:val="24"/>
+                <w:lang w:val="en-US"/>
+              </w:rPr>
+            </w:pPr>
+            <w:r>
+              <w:rPr>
+                <w:rFonts w:ascii="Bookman Old Style" w:hAnsi="Bookman Old Style" w:cs="Times New Roman"/>
+                <w:color w:val="000000" w:themeColor="text1"/>
+                <w:sz w:val="24"/>
+                <w:szCs w:val="24"/>
+                <w:lang w:val="en-US"/>
+              </w:rPr>
+              <w:t>&lt;&lt;JABATAN_KETUA_TIM&gt;&gt;</w:t>
+            </w:r>
+          </w:p>
+          <w:p>
+            <w:pPr>
+              <w:jc w:val="center"/>
+              <w:rPr>
+                <w:rFonts w:ascii="Bookman Old Style" w:hAnsi="Bookman Old Style" w:cs="Times New Roman"/>
+                <w:color w:val="000000" w:themeColor="text1"/>
+                <w:sz w:val="24"/>
+                <w:szCs w:val="24"/>
+                <w:lang w:val="en-ID"/>
+              </w:rPr>
+            </w:pPr>
+            <w:r>
+              <w:rPr>
+                <w:rFonts w:ascii="Bookman Old Style" w:hAnsi="Bookman Old Style" w:cs="Times New Roman"/>
+                <w:color w:val="000000" w:themeColor="text1"/>
+                <w:sz w:val="24"/>
+                <w:szCs w:val="24"/>
+                <w:lang w:val="en-ID"/>
+              </w:rPr>
+              <w:t>BPS Kota Subulussalam</w:t>
+            </w:r>
+          </w:p>
+          <w:p>
+            <w:pPr>
+              <w:jc w:val="center"/>
+              <w:rPr>
+                <w:rFonts w:ascii="Bookman Old Style" w:hAnsi="Bookman Old Style" w:cs="Times New Roman"/>
+                <w:color w:val="000000" w:themeColor="text1"/>
+                <w:sz w:val="24"/>
+                <w:szCs w:val="24"/>
+              </w:rPr>
+            </w:pPr>
+          </w:p>
+          <w:p>
+            <w:pPr>
+              <w:jc w:val="center"/>
+              <w:rPr>
+                <w:rFonts w:ascii="Bookman Old Style" w:hAnsi="Bookman Old Style" w:cs="Times New Roman"/>
+                <w:color w:val="000000" w:themeColor="text1"/>
+                <w:sz w:val="24"/>
+                <w:szCs w:val="24"/>
+              </w:rPr>
+            </w:pPr>
+          </w:p>
+          <w:p>
+            <w:pPr>
+              <w:jc w:val="center"/>
+              <w:rPr>
+                <w:rFonts w:ascii="Bookman Old Style" w:hAnsi="Bookman Old Style" w:cs="Times New Roman"/>
+                <w:color w:val="000000" w:themeColor="text1"/>
+                <w:sz w:val="24"/>
+                <w:szCs w:val="24"/>
+              </w:rPr>
+            </w:pPr>
+          </w:p>
+          <w:p>
+            <w:pPr>
+              <w:jc w:val="center"/>
+              <w:rPr>
+                <w:rFonts w:ascii="Bookman Old Style" w:hAnsi="Bookman Old Style" w:cs="Times New Roman"/>
+                <w:color w:val="000000" w:themeColor="text1"/>
+                <w:sz w:val="24"/>
+                <w:szCs w:val="24"/>
+              </w:rPr>
+            </w:pPr>
+          </w:p>
+          <w:p>
+            <w:pPr>
+              <w:jc w:val="center"/>
+              <w:rPr>
+                <w:rFonts w:ascii="Bookman Old Style" w:hAnsi="Bookman Old Style" w:cs="Times New Roman"/>
+                <w:color w:val="000000" w:themeColor="text1"/>
+                <w:sz w:val="24"/>
+                <w:szCs w:val="24"/>
+                <w:u w:val="single"/>
+              </w:rPr>
+            </w:pPr>
+            <w:r>
+              <w:rPr>
+                <w:rFonts w:ascii="Bookman Old Style" w:hAnsi="Bookman Old Style" w:cs="Times New Roman"/>
+                <w:color w:val="000000" w:themeColor="text1"/>
+                <w:sz w:val="24"/>
+                <w:szCs w:val="24"/>
+                <w:u w:val="single"/>
+              </w:rPr>
+              <w:t>&lt;&lt;NAMA_KETUA_TIM&gt;&gt;</w:t>
+            </w:r>
+          </w:p>
+          <w:p>
+            <w:pPr>
+              <w:jc w:val="center"/>
+              <w:rPr>
+                <w:rFonts w:ascii="Bookman Old Style" w:hAnsi="Bookman Old Style" w:cs="Times New Roman"/>
+                <w:color w:val="000000" w:themeColor="text1"/>
+                <w:sz w:val="24"/>
+                <w:szCs w:val="24"/>
+                <w:lang w:val="en-US"/>
+              </w:rPr>
+            </w:pPr>
+            <w:r>
+              <w:rPr>
+                <w:rFonts w:ascii="Bookman Old Style" w:hAnsi="Bookman Old Style" w:cs="Times New Roman"/>
+                <w:color w:val="000000" w:themeColor="text1"/>
+                <w:sz w:val="24"/>
+                <w:szCs w:val="24"/>
+              </w:rPr>
+              <w:t xml:space="preserve">NIP. </w:t>
+            </w:r>
+            <w:r>
+              <w:rPr>
+                <w:rFonts w:ascii="Bookman Old Style" w:hAnsi="Bookman Old Style" w:cs="Times New Roman"/>
+                <w:color w:val="000000" w:themeColor="text1"/>
+                <w:sz w:val="24"/>
+                <w:szCs w:val="24"/>
+                <w:lang w:val="en-US"/>
+              </w:rPr>
+              <w:t>&lt;&lt;NIP_KETUA_TIM&gt;&gt;</w:t>
+            </w:r>
+          </w:p>
+        </w:tc>
+        <w:tc>
+          <w:tcPr>
+            <w:tcW w:w="5151" w:type="dxa"/>
+          </w:tcPr>
+          <w:p>
+            <w:pPr>
+              <w:jc w:val="center"/>
+              <w:rPr>
+                <w:b/>
+                <w:rFonts w:ascii="Bookman Old Style" w:hAnsi="Bookman Old Style" w:cs="Times New Roman"/>
+                <w:color w:val="000000" w:themeColor="text1"/>
+                <w:sz w:val="24"/>
+                <w:szCs w:val="24"/>
+              </w:rPr>
+            </w:pPr>
+            <w:r>
+              <w:rPr>
+                <w:b/>
+                <w:rFonts w:ascii="Bookman Old Style" w:hAnsi="Bookman Old Style" w:cs="Times New Roman"/>
+                <w:color w:val="000000" w:themeColor="text1"/>
+                <w:sz w:val="24"/>
+                <w:szCs w:val="24"/>
+                <w:lang w:val="en-ID"/>
+              </w:rPr>
+              <w:t xml:space="preserve">PIHAK </w:t>
+            </w:r>
+            <w:r>
+              <w:rPr>
+                <w:b/>
+                <w:rFonts w:ascii="Bookman Old Style" w:hAnsi="Bookman Old Style" w:cs="Times New Roman"/>
+                <w:color w:val="000000" w:themeColor="text1"/>
+                <w:sz w:val="24"/>
+                <w:szCs w:val="24"/>
+              </w:rPr>
+              <w:t>KEDUA</w:t>
+            </w:r>
+          </w:p>
+          <w:p>
+            <w:pPr>
+              <w:jc w:val="center"/>
+              <w:rPr>
+                <w:rFonts w:ascii="Bookman Old Style" w:hAnsi="Bookman Old Style" w:cs="Times New Roman"/>
+                <w:color w:val="000000" w:themeColor="text1"/>
+                <w:sz w:val="24"/>
+                <w:szCs w:val="24"/>
+              </w:rPr>
+            </w:pPr>
+            <w:r>
+              <w:rPr>
+                <w:rFonts w:ascii="Bookman Old Style" w:hAnsi="Bookman Old Style" w:cs="Times New Roman"/>
+                <w:color w:val="000000" w:themeColor="text1"/>
+                <w:sz w:val="24"/>
+                <w:szCs w:val="24"/>
+              </w:rPr>
+              <w:t>Pejabat Pembuat Komitmen</w:t>
+            </w:r>
+          </w:p>
+          <w:p>
+            <w:pPr>
+              <w:jc w:val="center"/>
+              <w:rPr>
+                <w:rFonts w:ascii="Bookman Old Style" w:hAnsi="Bookman Old Style" w:cs="Times New Roman"/>
+                <w:color w:val="000000" w:themeColor="text1"/>
+                <w:sz w:val="24"/>
+                <w:szCs w:val="24"/>
+              </w:rPr>
+            </w:pPr>
+            <w:r>
+              <w:rPr>
+                <w:rFonts w:ascii="Bookman Old Style" w:hAnsi="Bookman Old Style" w:cs="Times New Roman"/>
+                <w:color w:val="000000" w:themeColor="text1"/>
+                <w:sz w:val="24"/>
+                <w:szCs w:val="24"/>
+              </w:rPr>
+              <w:t>BPS Kota Subulussalam</w:t>
+            </w:r>
+          </w:p>
+          <w:p>
+            <w:pPr>
+              <w:rPr>
+                <w:rFonts w:ascii="Bookman Old Style" w:hAnsi="Bookman Old Style" w:cs="Times New Roman"/>
+                <w:color w:val="000000" w:themeColor="text1"/>
+                <w:sz w:val="24"/>
+                <w:szCs w:val="24"/>
+                <w:lang w:val="en-ID"/>
+              </w:rPr>
+            </w:pPr>
+          </w:p>
+          <w:p>
+            <w:pPr>
+              <w:jc w:val="center"/>
+              <w:rPr>
+                <w:rFonts w:ascii="Bookman Old Style" w:hAnsi="Bookman Old Style" w:cs="Times New Roman"/>
+                <w:color w:val="000000" w:themeColor="text1"/>
+                <w:sz w:val="24"/>
+                <w:szCs w:val="24"/>
+              </w:rPr>
+            </w:pPr>
+          </w:p>
+          <w:p>
+            <w:pPr>
+              <w:jc w:val="center"/>
+              <w:rPr>
+                <w:rFonts w:ascii="Bookman Old Style" w:hAnsi="Bookman Old Style" w:cs="Times New Roman"/>
+                <w:color w:val="000000" w:themeColor="text1"/>
+                <w:sz w:val="24"/>
+                <w:szCs w:val="24"/>
+                <w:lang w:val="en-ID"/>
+              </w:rPr>
+            </w:pPr>
+          </w:p>
+          <w:p>
+            <w:pPr>
+              <w:jc w:val="center"/>
+              <w:rPr>
+                <w:rFonts w:ascii="Bookman Old Style" w:hAnsi="Bookman Old Style" w:cs="Times New Roman"/>
+                <w:color w:val="000000" w:themeColor="text1"/>
+                <w:sz w:val="24"/>
+                <w:szCs w:val="24"/>
+                <w:lang w:val="en-ID"/>
+              </w:rPr>
+            </w:pPr>
+          </w:p>
+          <w:p>
+            <w:pPr>
+              <w:jc w:val="center"/>
+              <w:rPr>
+                <w:rFonts w:ascii="Bookman Old Style" w:hAnsi="Bookman Old Style" w:cs="Times New Roman"/>
+                <w:color w:val="000000" w:themeColor="text1"/>
+                <w:sz w:val="24"/>
+                <w:szCs w:val="24"/>
+                <w:u w:val="single"/>
+              </w:rPr>
+            </w:pPr>
+            <w:r>
+              <w:rPr>
+                <w:rFonts w:ascii="Bookman Old Style" w:hAnsi="Bookman Old Style" w:cs="Times New Roman"/>
+                <w:color w:val="000000" w:themeColor="text1"/>
+                <w:sz w:val="24"/>
+                <w:szCs w:val="24"/>
+                <w:u w:val="single"/>
+              </w:rPr>
+              <w:t>&lt;&lt;NAMA_PPK&gt;&gt;</w:t>
+            </w:r>
+          </w:p>
+          <w:p>
+            <w:pPr>
+              <w:pStyle w:val="ListParagraph"/>
+              <w:tabs>
+                <w:tab w:val="left" w:pos="3598"/>
+              </w:tabs>
+              <w:ind w:left="3839" w:hanging="3119"/>
+              <w:contextualSpacing w:val="0"/>
+              <w:jc w:val="both"/>
+              <w:rPr>
+                <w:rFonts w:ascii="Bookman Old Style" w:hAnsi="Bookman Old Style" w:cs="Times New Roman"/>
+                <w:color w:val="000000" w:themeColor="text1"/>
+                <w:sz w:val="24"/>
+                <w:szCs w:val="24"/>
+              </w:rPr>
+            </w:pPr>
+            <w:r>
+              <w:rPr>
+                <w:rFonts w:ascii="Bookman Old Style" w:hAnsi="Bookman Old Style" w:cs="Times New Roman"/>
+                <w:color w:val="000000" w:themeColor="text1"/>
+                <w:sz w:val="24"/>
+                <w:szCs w:val="24"/>
+              </w:rPr>
+              <w:t xml:space="preserve">NIP. </w:t>
+            </w:r>
+            <w:r>
+              <w:rPr>
+                <w:rFonts w:ascii="Bookman Old Style" w:hAnsi="Bookman Old Style" w:cs="Times New Roman"/>
+                <w:color w:val="000000" w:themeColor="text1"/>
+                <w:sz w:val="24"/>
+                <w:szCs w:val="24"/>
+              </w:rPr>
+              <w:t>&lt;&lt;NIP_PPK&gt;&gt;</w:t>
+            </w:r>
+          </w:p>
+          <w:p>
+            <w:pPr>
+              <w:jc w:val="center"/>
+              <w:rPr>
+                <w:rFonts w:ascii="Bookman Old Style" w:hAnsi="Bookman Old Style" w:cs="Times New Roman"/>
+                <w:color w:val="000000" w:themeColor="text1"/>
+                <w:sz w:val="24"/>
+                <w:szCs w:val="24"/>
+                <w:u w:val="single"/>
+              </w:rPr>
+            </w:pPr>
+          </w:p>
+        </w:tc>
+      </w:tr>
+    </w:tbl>
+    <w:p>
+      <w:pPr>
+        <w:spacing w:after="0" w:line="240" w:lineRule="auto"/>
+        <w:jc w:val="both"/>
+        <w:rPr>
+          <w:rFonts w:ascii="Bookman Old Style" w:hAnsi="Bookman Old Style" w:cs="Times New Roman"/>
+          <w:color w:val="000000" w:themeColor="text1"/>
+          <w:sz w:val="24"/>
+          <w:szCs w:val="24"/>
+        </w:rPr>
+      </w:pPr>
+    </w:p>
+    <w:p>
+      <w:pPr>
+        <w:rPr>
+          <w:rFonts w:ascii="Bookman Old Style" w:hAnsi="Bookman Old Style" w:cs="Times New Roman"/>
+          <w:color w:val="000000" w:themeColor="text1"/>
+          <w:sz w:val="24"/>
+          <w:szCs w:val="24"/>
+          <w:lang w:val="en-US"/>
+        </w:rPr>
+      </w:pPr>
+      <w:r>
+        <w:rPr>
+          <w:rFonts w:ascii="Bookman Old Style" w:hAnsi="Bookman Old Style" w:cs="Times New Roman"/>
+          <w:color w:val="000000" w:themeColor="text1"/>
+          <w:sz w:val="24"/>
+          <w:szCs w:val="24"/>
+          <w:lang w:val="en-US"/>
+        </w:rPr>
+        <w:t xml:space="preserve"> </w:t>
+      </w:r>
+    </w:p>
+    <w:sectPr>
+      <w:pgSz w:w="11906" w:h="16838"/>
+      <w:pgMar w:top="1135" w:right="720" w:bottom="720" w:left="720" w:header="708" w:footer="708" w:gutter="0"/>
+      <w:cols w:space="708"/>
+      <w:docGrid w:linePitch="360"/>
+    </w:sectPr>
+  </w:body>
+</w:document>
 </file>
 
 <file path=word/numbering.xml><?xml version="1.0" encoding="utf-8"?>
